--- a/Pro(众测开放中)/src/testModule/SKRoot模开发指南.docx
+++ b/Pro(众测开放中)/src/testModule/SKRoot模开发指南.docx
@@ -10,6 +10,7 @@
           <w:rFonts w:hint="eastAsia"/>
         </w:rPr>
       </w:pPr>
+      <w:proofErr w:type="spellStart"/>
       <w:r>
         <w:rPr>
           <w:rFonts w:hint="eastAsia"/>
@@ -20,7 +21,14 @@
         <w:rPr>
           <w:rFonts w:hint="eastAsia"/>
         </w:rPr>
-        <w:t>KRoot(Pro) 模块</w:t>
+        <w:t>KRoot</w:t>
+      </w:r>
+      <w:proofErr w:type="spellEnd"/>
+      <w:r>
+        <w:rPr>
+          <w:rFonts w:hint="eastAsia"/>
+        </w:rPr>
+        <w:t>(Pro) 模块</w:t>
       </w:r>
       <w:r>
         <w:rPr>
@@ -51,6 +59,7 @@
           <w:szCs w:val="30"/>
         </w:rPr>
       </w:pPr>
+      <w:proofErr w:type="spellStart"/>
       <w:r>
         <w:rPr>
           <w:rFonts w:ascii="微软雅黑" w:eastAsia="微软雅黑" w:hAnsi="微软雅黑" w:hint="eastAsia"/>
@@ -59,7 +68,18 @@
           <w:sz w:val="30"/>
           <w:szCs w:val="30"/>
         </w:rPr>
-        <w:t>SKRoot模块介绍</w:t>
+        <w:t>SKRoot</w:t>
+      </w:r>
+      <w:proofErr w:type="spellEnd"/>
+      <w:r>
+        <w:rPr>
+          <w:rFonts w:ascii="微软雅黑" w:eastAsia="微软雅黑" w:hAnsi="微软雅黑" w:hint="eastAsia"/>
+          <w:b/>
+          <w:bCs/>
+          <w:sz w:val="30"/>
+          <w:szCs w:val="30"/>
+        </w:rPr>
+        <w:t>模块介绍</w:t>
       </w:r>
     </w:p>
     <w:p>
@@ -72,6 +92,7 @@
           <w:szCs w:val="26"/>
         </w:rPr>
       </w:pPr>
+      <w:proofErr w:type="spellStart"/>
       <w:r>
         <w:rPr>
           <w:rStyle w:val="aa"/>
@@ -79,7 +100,17 @@
           <w:sz w:val="26"/>
           <w:szCs w:val="26"/>
         </w:rPr>
-        <w:t xml:space="preserve">SKRoot(Pro) 模块开发风格接近 Linux 内核模块，简单易上手。主要具备以下三大核心优势： </w:t>
+        <w:t>SKRoot</w:t>
+      </w:r>
+      <w:proofErr w:type="spellEnd"/>
+      <w:r>
+        <w:rPr>
+          <w:rStyle w:val="aa"/>
+          <w:rFonts w:asciiTheme="minorEastAsia" w:hAnsiTheme="minorEastAsia"/>
+          <w:sz w:val="26"/>
+          <w:szCs w:val="26"/>
+        </w:rPr>
+        <w:t xml:space="preserve">(Pro) 模块开发风格接近 Linux 内核模块，简单易上手。主要具备以下三大核心优势： </w:t>
       </w:r>
     </w:p>
     <w:p>
@@ -895,6 +926,7 @@
                 <w:szCs w:val="30"/>
               </w:rPr>
             </w:pPr>
+            <w:proofErr w:type="spellStart"/>
             <w:r>
               <w:rPr>
                 <w:rStyle w:val="aa"/>
@@ -903,6 +935,7 @@
               </w:rPr>
               <w:t>kernel_module_kit_umbrella.h</w:t>
             </w:r>
+            <w:proofErr w:type="spellEnd"/>
           </w:p>
         </w:tc>
         <w:tc>
@@ -972,6 +1005,7 @@
                 <w:szCs w:val="30"/>
               </w:rPr>
             </w:pPr>
+            <w:proofErr w:type="spellStart"/>
             <w:r>
               <w:rPr>
                 <w:rStyle w:val="aa"/>
@@ -980,6 +1014,7 @@
               </w:rPr>
               <w:t>module_base_kernel_mem.h</w:t>
             </w:r>
+            <w:proofErr w:type="spellEnd"/>
           </w:p>
         </w:tc>
         <w:tc>
@@ -1049,6 +1084,7 @@
                 <w:szCs w:val="30"/>
               </w:rPr>
             </w:pPr>
+            <w:proofErr w:type="spellStart"/>
             <w:r>
               <w:rPr>
                 <w:rStyle w:val="aa"/>
@@ -1057,6 +1093,7 @@
               </w:rPr>
               <w:t>module_base_kernel_func_executor.h</w:t>
             </w:r>
+            <w:proofErr w:type="spellEnd"/>
           </w:p>
         </w:tc>
         <w:tc>
@@ -1126,6 +1163,7 @@
                 <w:szCs w:val="30"/>
               </w:rPr>
             </w:pPr>
+            <w:proofErr w:type="spellStart"/>
             <w:r>
               <w:rPr>
                 <w:rStyle w:val="aa"/>
@@ -1134,6 +1172,7 @@
               </w:rPr>
               <w:t>module_base_kernel_func_hook.h</w:t>
             </w:r>
+            <w:proofErr w:type="spellEnd"/>
           </w:p>
         </w:tc>
         <w:tc>
@@ -1203,6 +1242,7 @@
                 <w:szCs w:val="30"/>
               </w:rPr>
             </w:pPr>
+            <w:proofErr w:type="spellStart"/>
             <w:r>
               <w:rPr>
                 <w:rStyle w:val="aa"/>
@@ -1211,6 +1251,7 @@
               </w:rPr>
               <w:t>module_base_kernel_symbol_lookup.h</w:t>
             </w:r>
+            <w:proofErr w:type="spellEnd"/>
           </w:p>
         </w:tc>
         <w:tc>
@@ -1280,6 +1321,7 @@
                 <w:szCs w:val="30"/>
               </w:rPr>
             </w:pPr>
+            <w:proofErr w:type="spellStart"/>
             <w:r>
               <w:rPr>
                 <w:rStyle w:val="aa"/>
@@ -1288,6 +1330,7 @@
               </w:rPr>
               <w:t>module_base_kernel_export_symbol.h</w:t>
             </w:r>
+            <w:proofErr w:type="spellEnd"/>
           </w:p>
         </w:tc>
         <w:tc>
@@ -1357,6 +1400,7 @@
                 <w:szCs w:val="30"/>
               </w:rPr>
             </w:pPr>
+            <w:proofErr w:type="spellStart"/>
             <w:r>
               <w:rPr>
                 <w:rStyle w:val="aa"/>
@@ -1365,6 +1409,7 @@
               </w:rPr>
               <w:t>module_base_kernel_string_ops.h</w:t>
             </w:r>
+            <w:proofErr w:type="spellEnd"/>
           </w:p>
         </w:tc>
         <w:tc>
@@ -1434,6 +1479,7 @@
                 <w:szCs w:val="30"/>
               </w:rPr>
             </w:pPr>
+            <w:proofErr w:type="spellStart"/>
             <w:r>
               <w:rPr>
                 <w:rStyle w:val="aa"/>
@@ -1442,6 +1488,7 @@
               </w:rPr>
               <w:t>module_base_disk_storage.h</w:t>
             </w:r>
+            <w:proofErr w:type="spellEnd"/>
           </w:p>
         </w:tc>
         <w:tc>
@@ -1511,6 +1558,7 @@
                 <w:szCs w:val="30"/>
               </w:rPr>
             </w:pPr>
+            <w:proofErr w:type="spellStart"/>
             <w:r>
               <w:rPr>
                 <w:rStyle w:val="aa"/>
@@ -1519,6 +1567,7 @@
               </w:rPr>
               <w:t>module_descriptor.h</w:t>
             </w:r>
+            <w:proofErr w:type="spellEnd"/>
           </w:p>
         </w:tc>
         <w:tc>
@@ -1588,6 +1637,7 @@
                 <w:szCs w:val="28"/>
               </w:rPr>
             </w:pPr>
+            <w:proofErr w:type="spellStart"/>
             <w:r>
               <w:rPr>
                 <w:rStyle w:val="aa"/>
@@ -1596,6 +1646,7 @@
               </w:rPr>
               <w:t>module_web_ui_http_handler.h</w:t>
             </w:r>
+            <w:proofErr w:type="spellEnd"/>
           </w:p>
         </w:tc>
         <w:tc>
@@ -1675,6 +1726,7 @@
                 <w:szCs w:val="28"/>
               </w:rPr>
             </w:pPr>
+            <w:proofErr w:type="spellStart"/>
             <w:r>
               <w:rPr>
                 <w:rStyle w:val="aa"/>
@@ -1683,6 +1735,7 @@
               </w:rPr>
               <w:t>module_base_install_callback.h</w:t>
             </w:r>
+            <w:proofErr w:type="spellEnd"/>
           </w:p>
         </w:tc>
         <w:tc>
@@ -1762,6 +1815,7 @@
                 <w:szCs w:val="30"/>
               </w:rPr>
             </w:pPr>
+            <w:proofErr w:type="spellStart"/>
             <w:r>
               <w:rPr>
                 <w:rStyle w:val="aa"/>
@@ -1770,6 +1824,7 @@
               </w:rPr>
               <w:t>module_base_change_status.h</w:t>
             </w:r>
+            <w:proofErr w:type="spellEnd"/>
           </w:p>
         </w:tc>
         <w:tc>
@@ -1899,6 +1954,7 @@
                 <w:szCs w:val="28"/>
               </w:rPr>
             </w:pPr>
+            <w:proofErr w:type="spellStart"/>
             <w:r>
               <w:rPr>
                 <w:rStyle w:val="aa"/>
@@ -1909,6 +1965,7 @@
               </w:rPr>
               <w:t>kernel_offsets</w:t>
             </w:r>
+            <w:proofErr w:type="spellEnd"/>
             <w:r>
               <w:rPr>
                 <w:rStyle w:val="aa"/>
@@ -1967,6 +2024,7 @@
                 <w:szCs w:val="28"/>
               </w:rPr>
             </w:pPr>
+            <w:proofErr w:type="spellStart"/>
             <w:r>
               <w:rPr>
                 <w:rStyle w:val="aa"/>
@@ -1975,6 +2033,7 @@
               </w:rPr>
               <w:t>address_space.h</w:t>
             </w:r>
+            <w:proofErr w:type="spellEnd"/>
           </w:p>
           <w:p>
             <w:pPr>
@@ -1988,6 +2047,7 @@
                 <w:szCs w:val="28"/>
               </w:rPr>
             </w:pPr>
+            <w:proofErr w:type="spellStart"/>
             <w:r>
               <w:rPr>
                 <w:rStyle w:val="aa"/>
@@ -1996,6 +2056,7 @@
               </w:rPr>
               <w:t>block_device.h</w:t>
             </w:r>
+            <w:proofErr w:type="spellEnd"/>
           </w:p>
           <w:p>
             <w:pPr>
@@ -2009,6 +2070,7 @@
                 <w:szCs w:val="28"/>
               </w:rPr>
             </w:pPr>
+            <w:proofErr w:type="spellStart"/>
             <w:r>
               <w:rPr>
                 <w:rStyle w:val="aa"/>
@@ -2017,6 +2079,7 @@
               </w:rPr>
               <w:t>cred.h</w:t>
             </w:r>
+            <w:proofErr w:type="spellEnd"/>
           </w:p>
           <w:p>
             <w:pPr>
@@ -2030,6 +2093,7 @@
                 <w:szCs w:val="28"/>
               </w:rPr>
             </w:pPr>
+            <w:proofErr w:type="spellStart"/>
             <w:r>
               <w:rPr>
                 <w:rStyle w:val="aa"/>
@@ -2038,6 +2102,7 @@
               </w:rPr>
               <w:t>dentry.h</w:t>
             </w:r>
+            <w:proofErr w:type="spellEnd"/>
           </w:p>
           <w:p>
             <w:pPr>
@@ -2051,6 +2116,7 @@
                 <w:szCs w:val="28"/>
               </w:rPr>
             </w:pPr>
+            <w:proofErr w:type="spellStart"/>
             <w:r>
               <w:rPr>
                 <w:rStyle w:val="aa"/>
@@ -2059,6 +2125,7 @@
               </w:rPr>
               <w:t>fdtable.h</w:t>
             </w:r>
+            <w:proofErr w:type="spellEnd"/>
           </w:p>
           <w:p>
             <w:pPr>
@@ -2072,6 +2139,7 @@
                 <w:szCs w:val="28"/>
               </w:rPr>
             </w:pPr>
+            <w:proofErr w:type="spellStart"/>
             <w:r>
               <w:rPr>
                 <w:rStyle w:val="aa"/>
@@ -2080,6 +2148,7 @@
               </w:rPr>
               <w:t>file.h</w:t>
             </w:r>
+            <w:proofErr w:type="spellEnd"/>
           </w:p>
           <w:p>
             <w:pPr>
@@ -2093,6 +2162,7 @@
                 <w:szCs w:val="28"/>
               </w:rPr>
             </w:pPr>
+            <w:proofErr w:type="spellStart"/>
             <w:r>
               <w:rPr>
                 <w:rStyle w:val="aa"/>
@@ -2101,6 +2171,7 @@
               </w:rPr>
               <w:t>file_operations.h</w:t>
             </w:r>
+            <w:proofErr w:type="spellEnd"/>
           </w:p>
           <w:p>
             <w:pPr>
@@ -2114,6 +2185,7 @@
                 <w:szCs w:val="28"/>
               </w:rPr>
             </w:pPr>
+            <w:proofErr w:type="spellStart"/>
             <w:r>
               <w:rPr>
                 <w:rStyle w:val="aa"/>
@@ -2122,6 +2194,7 @@
               </w:rPr>
               <w:t>file_struct.h</w:t>
             </w:r>
+            <w:proofErr w:type="spellEnd"/>
           </w:p>
           <w:p>
             <w:pPr>
@@ -2135,6 +2208,7 @@
                 <w:szCs w:val="28"/>
               </w:rPr>
             </w:pPr>
+            <w:proofErr w:type="spellStart"/>
             <w:r>
               <w:rPr>
                 <w:rStyle w:val="aa"/>
@@ -2143,6 +2217,7 @@
               </w:rPr>
               <w:t>gendisk.h</w:t>
             </w:r>
+            <w:proofErr w:type="spellEnd"/>
           </w:p>
           <w:p>
             <w:pPr>
@@ -2156,6 +2231,7 @@
                 <w:szCs w:val="28"/>
               </w:rPr>
             </w:pPr>
+            <w:proofErr w:type="spellStart"/>
             <w:r>
               <w:rPr>
                 <w:rStyle w:val="aa"/>
@@ -2164,6 +2240,7 @@
               </w:rPr>
               <w:t>inode.h</w:t>
             </w:r>
+            <w:proofErr w:type="spellEnd"/>
           </w:p>
           <w:p>
             <w:pPr>
@@ -2177,6 +2254,7 @@
                 <w:szCs w:val="28"/>
               </w:rPr>
             </w:pPr>
+            <w:proofErr w:type="spellStart"/>
             <w:r>
               <w:rPr>
                 <w:rStyle w:val="aa"/>
@@ -2185,6 +2263,7 @@
               </w:rPr>
               <w:t>inode_operations.h</w:t>
             </w:r>
+            <w:proofErr w:type="spellEnd"/>
           </w:p>
           <w:p>
             <w:pPr>
@@ -2198,6 +2277,7 @@
                 <w:szCs w:val="28"/>
               </w:rPr>
             </w:pPr>
+            <w:proofErr w:type="spellStart"/>
             <w:r>
               <w:rPr>
                 <w:rStyle w:val="aa"/>
@@ -2206,6 +2286,7 @@
               </w:rPr>
               <w:t>miscdevice.h</w:t>
             </w:r>
+            <w:proofErr w:type="spellEnd"/>
           </w:p>
           <w:p>
             <w:pPr>
@@ -2219,6 +2300,7 @@
                 <w:szCs w:val="28"/>
               </w:rPr>
             </w:pPr>
+            <w:proofErr w:type="spellStart"/>
             <w:r>
               <w:rPr>
                 <w:rStyle w:val="aa"/>
@@ -2227,6 +2309,7 @@
               </w:rPr>
               <w:t>mm_struct.h</w:t>
             </w:r>
+            <w:proofErr w:type="spellEnd"/>
           </w:p>
           <w:p>
             <w:pPr>
@@ -2240,6 +2323,7 @@
                 <w:szCs w:val="28"/>
               </w:rPr>
             </w:pPr>
+            <w:proofErr w:type="spellStart"/>
             <w:r>
               <w:rPr>
                 <w:rStyle w:val="aa"/>
@@ -2248,6 +2332,7 @@
               </w:rPr>
               <w:t>page.h</w:t>
             </w:r>
+            <w:proofErr w:type="spellEnd"/>
           </w:p>
           <w:p>
             <w:pPr>
@@ -2261,6 +2346,7 @@
                 <w:szCs w:val="28"/>
               </w:rPr>
             </w:pPr>
+            <w:proofErr w:type="spellStart"/>
             <w:r>
               <w:rPr>
                 <w:rStyle w:val="aa"/>
@@ -2269,6 +2355,7 @@
               </w:rPr>
               <w:t>proc_ops.h</w:t>
             </w:r>
+            <w:proofErr w:type="spellEnd"/>
           </w:p>
           <w:p>
             <w:pPr>
@@ -2282,6 +2369,7 @@
                 <w:szCs w:val="28"/>
               </w:rPr>
             </w:pPr>
+            <w:proofErr w:type="spellStart"/>
             <w:r>
               <w:rPr>
                 <w:rStyle w:val="aa"/>
@@ -2290,6 +2378,7 @@
               </w:rPr>
               <w:t>pte_fn_t.h</w:t>
             </w:r>
+            <w:proofErr w:type="spellEnd"/>
           </w:p>
           <w:p>
             <w:pPr>
@@ -2303,6 +2392,7 @@
                 <w:szCs w:val="28"/>
               </w:rPr>
             </w:pPr>
+            <w:proofErr w:type="spellStart"/>
             <w:r>
               <w:rPr>
                 <w:rStyle w:val="aa"/>
@@ -2311,6 +2401,7 @@
               </w:rPr>
               <w:t>renamedata.h</w:t>
             </w:r>
+            <w:proofErr w:type="spellEnd"/>
           </w:p>
           <w:p>
             <w:pPr>
@@ -2324,6 +2415,7 @@
                 <w:szCs w:val="28"/>
               </w:rPr>
             </w:pPr>
+            <w:proofErr w:type="spellStart"/>
             <w:r>
               <w:rPr>
                 <w:rStyle w:val="aa"/>
@@ -2332,6 +2424,7 @@
               </w:rPr>
               <w:t>seq_file.h</w:t>
             </w:r>
+            <w:proofErr w:type="spellEnd"/>
           </w:p>
           <w:p>
             <w:pPr>
@@ -2345,6 +2438,7 @@
                 <w:szCs w:val="28"/>
               </w:rPr>
             </w:pPr>
+            <w:proofErr w:type="spellStart"/>
             <w:r>
               <w:rPr>
                 <w:rStyle w:val="aa"/>
@@ -2353,6 +2447,7 @@
               </w:rPr>
               <w:t>seq_operations.h</w:t>
             </w:r>
+            <w:proofErr w:type="spellEnd"/>
           </w:p>
           <w:p>
             <w:pPr>
@@ -2366,6 +2461,7 @@
                 <w:szCs w:val="28"/>
               </w:rPr>
             </w:pPr>
+            <w:proofErr w:type="spellStart"/>
             <w:r>
               <w:rPr>
                 <w:rStyle w:val="aa"/>
@@ -2374,6 +2470,7 @@
               </w:rPr>
               <w:t>super_block.h</w:t>
             </w:r>
+            <w:proofErr w:type="spellEnd"/>
           </w:p>
           <w:p>
             <w:pPr>
@@ -2387,6 +2484,7 @@
                 <w:szCs w:val="28"/>
               </w:rPr>
             </w:pPr>
+            <w:proofErr w:type="spellStart"/>
             <w:r>
               <w:rPr>
                 <w:rStyle w:val="aa"/>
@@ -2395,6 +2493,7 @@
               </w:rPr>
               <w:t>task_struct.h</w:t>
             </w:r>
+            <w:proofErr w:type="spellEnd"/>
           </w:p>
           <w:p>
             <w:pPr>
@@ -2408,6 +2507,7 @@
                 <w:szCs w:val="28"/>
               </w:rPr>
             </w:pPr>
+            <w:proofErr w:type="spellStart"/>
             <w:r>
               <w:rPr>
                 <w:rStyle w:val="aa"/>
@@ -2416,6 +2516,7 @@
               </w:rPr>
               <w:t>vm_area_struct.h</w:t>
             </w:r>
+            <w:proofErr w:type="spellEnd"/>
           </w:p>
           <w:p>
             <w:pPr>
@@ -2428,6 +2529,7 @@
                 <w:szCs w:val="28"/>
               </w:rPr>
             </w:pPr>
+            <w:proofErr w:type="spellStart"/>
             <w:r>
               <w:rPr>
                 <w:rStyle w:val="aa"/>
@@ -2444,6 +2546,7 @@
               </w:rPr>
               <w:t>.h</w:t>
             </w:r>
+            <w:proofErr w:type="spellEnd"/>
           </w:p>
         </w:tc>
       </w:tr>
@@ -2492,7 +2595,27 @@
           <w:iCs/>
           <w:sz w:val="24"/>
         </w:rPr>
-        <w:t>”实现，并非使用ebpf等内核接口。</w:t>
+        <w:t>”实现，并非使用</w:t>
+      </w:r>
+      <w:proofErr w:type="spellStart"/>
+      <w:r>
+        <w:rPr>
+          <w:rFonts w:ascii="微软雅黑" w:eastAsia="微软雅黑" w:hAnsi="微软雅黑" w:hint="eastAsia"/>
+          <w:i/>
+          <w:iCs/>
+          <w:sz w:val="24"/>
+        </w:rPr>
+        <w:t>ebpf</w:t>
+      </w:r>
+      <w:proofErr w:type="spellEnd"/>
+      <w:r>
+        <w:rPr>
+          <w:rFonts w:ascii="微软雅黑" w:eastAsia="微软雅黑" w:hAnsi="微软雅黑" w:hint="eastAsia"/>
+          <w:i/>
+          <w:iCs/>
+          <w:sz w:val="24"/>
+        </w:rPr>
+        <w:t>等内核接口。</w:t>
       </w:r>
     </w:p>
     <w:p>
@@ -2613,7 +2736,29 @@
           <w:sz w:val="28"/>
           <w:szCs w:val="28"/>
         </w:rPr>
-        <w:t>开发基础：首个 SKRoot 模块</w:t>
+        <w:t xml:space="preserve">开发基础：首个 </w:t>
+      </w:r>
+      <w:proofErr w:type="spellStart"/>
+      <w:r>
+        <w:rPr>
+          <w:rFonts w:asciiTheme="minorEastAsia" w:hAnsiTheme="minorEastAsia"/>
+          <w:b/>
+          <w:bCs/>
+          <w:sz w:val="28"/>
+          <w:szCs w:val="28"/>
+        </w:rPr>
+        <w:t>SKRoot</w:t>
+      </w:r>
+      <w:proofErr w:type="spellEnd"/>
+      <w:r>
+        <w:rPr>
+          <w:rFonts w:asciiTheme="minorEastAsia" w:hAnsiTheme="minorEastAsia"/>
+          <w:b/>
+          <w:bCs/>
+          <w:sz w:val="28"/>
+          <w:szCs w:val="28"/>
+        </w:rPr>
+        <w:t xml:space="preserve"> 模块</w:t>
       </w:r>
     </w:p>
     <w:p>
@@ -2638,8 +2783,19 @@
           <w:bCs/>
           <w:sz w:val="24"/>
         </w:rPr>
-        <w:t>引入核心头文件 kernel_module_kit_umbrella.h</w:t>
-      </w:r>
+        <w:t xml:space="preserve">引入核心头文件 </w:t>
+      </w:r>
+      <w:proofErr w:type="spellStart"/>
+      <w:r>
+        <w:rPr>
+          <w:rFonts w:asciiTheme="minorEastAsia" w:hAnsiTheme="minorEastAsia"/>
+          <w:b/>
+          <w:bCs/>
+          <w:sz w:val="24"/>
+        </w:rPr>
+        <w:t>kernel_module_kit_umbrella.h</w:t>
+      </w:r>
+      <w:proofErr w:type="spellEnd"/>
     </w:p>
     <w:p>
       <w:pPr>
@@ -2674,6 +2830,7 @@
         </w:rPr>
         <w:t>模块入口</w:t>
       </w:r>
+      <w:proofErr w:type="spellStart"/>
       <w:r>
         <w:rPr>
           <w:rFonts w:asciiTheme="minorEastAsia" w:hAnsiTheme="minorEastAsia" w:hint="eastAsia"/>
@@ -2684,6 +2841,7 @@
         </w:rPr>
         <w:t>skroot_module_main</w:t>
       </w:r>
+      <w:proofErr w:type="spellEnd"/>
       <w:r>
         <w:rPr>
           <w:rFonts w:asciiTheme="minorEastAsia" w:hAnsiTheme="minorEastAsia" w:hint="eastAsia"/>
@@ -2758,8 +2916,29 @@
           <w:bCs/>
           <w:sz w:val="24"/>
         </w:rPr>
-        <w:t>源码路径：testModule/</w:t>
-      </w:r>
+        <w:t>源码路径：</w:t>
+      </w:r>
+      <w:proofErr w:type="spellStart"/>
+      <w:r>
+        <w:rPr>
+          <w:rFonts w:asciiTheme="minorEastAsia" w:hAnsiTheme="minorEastAsia"/>
+          <w:b/>
+          <w:bCs/>
+          <w:sz w:val="24"/>
+        </w:rPr>
+        <w:t>testModule</w:t>
+      </w:r>
+      <w:proofErr w:type="spellEnd"/>
+      <w:r>
+        <w:rPr>
+          <w:rFonts w:asciiTheme="minorEastAsia" w:hAnsiTheme="minorEastAsia"/>
+          <w:b/>
+          <w:bCs/>
+          <w:sz w:val="24"/>
+        </w:rPr>
+        <w:t>/</w:t>
+      </w:r>
+      <w:proofErr w:type="spellStart"/>
       <w:r>
         <w:rPr>
           <w:rFonts w:asciiTheme="minorEastAsia" w:hAnsiTheme="minorEastAsia"/>
@@ -2770,6 +2949,7 @@
         </w:rPr>
         <w:t>module_hello_world</w:t>
       </w:r>
+      <w:proofErr w:type="spellEnd"/>
     </w:p>
     <w:p>
       <w:pPr>
@@ -2823,14 +3003,25 @@
         </w:rPr>
         <w:t>源码路径：</w:t>
       </w:r>
+      <w:proofErr w:type="spellStart"/>
       <w:r>
         <w:rPr>
           <w:rStyle w:val="aa"/>
           <w:rFonts w:asciiTheme="minorEastAsia" w:hAnsiTheme="minorEastAsia" w:hint="eastAsia"/>
           <w:sz w:val="24"/>
         </w:rPr>
-        <w:t>testModule/</w:t>
-      </w:r>
+        <w:t>testModule</w:t>
+      </w:r>
+      <w:proofErr w:type="spellEnd"/>
+      <w:r>
+        <w:rPr>
+          <w:rStyle w:val="aa"/>
+          <w:rFonts w:asciiTheme="minorEastAsia" w:hAnsiTheme="minorEastAsia" w:hint="eastAsia"/>
+          <w:sz w:val="24"/>
+        </w:rPr>
+        <w:t>/</w:t>
+      </w:r>
+      <w:proofErr w:type="spellStart"/>
       <w:r>
         <w:rPr>
           <w:rStyle w:val="aa"/>
@@ -2840,6 +3031,7 @@
         </w:rPr>
         <w:t>module_web_ui_example</w:t>
       </w:r>
+      <w:proofErr w:type="spellEnd"/>
       <w:r>
         <w:rPr>
           <w:rStyle w:val="aa"/>
@@ -2921,13 +3113,23 @@
         </w:rPr>
         <w:t>源码路径：</w:t>
       </w:r>
+      <w:proofErr w:type="spellStart"/>
       <w:r>
         <w:rPr>
           <w:rStyle w:val="aa"/>
           <w:rFonts w:asciiTheme="minorEastAsia" w:hAnsiTheme="minorEastAsia" w:hint="eastAsia"/>
           <w:sz w:val="24"/>
         </w:rPr>
-        <w:t>testModule/</w:t>
+        <w:t>testModule</w:t>
+      </w:r>
+      <w:proofErr w:type="spellEnd"/>
+      <w:r>
+        <w:rPr>
+          <w:rStyle w:val="aa"/>
+          <w:rFonts w:asciiTheme="minorEastAsia" w:hAnsiTheme="minorEastAsia" w:hint="eastAsia"/>
+          <w:sz w:val="24"/>
+        </w:rPr>
+        <w:t>/</w:t>
       </w:r>
       <w:r>
         <w:rPr>
@@ -2936,6 +3138,7 @@
         </w:rPr>
         <w:t xml:space="preserve"> </w:t>
       </w:r>
+      <w:proofErr w:type="spellStart"/>
       <w:r>
         <w:rPr>
           <w:rStyle w:val="aa"/>
@@ -2945,6 +3148,7 @@
         </w:rPr>
         <w:t>module_install_uninstall_cb_demo</w:t>
       </w:r>
+      <w:proofErr w:type="spellEnd"/>
       <w:r>
         <w:rPr>
           <w:rStyle w:val="aa"/>
@@ -3006,13 +3210,23 @@
         </w:rPr>
         <w:t>源码路径：</w:t>
       </w:r>
+      <w:proofErr w:type="spellStart"/>
       <w:r>
         <w:rPr>
           <w:rStyle w:val="aa"/>
           <w:rFonts w:asciiTheme="minorEastAsia" w:hAnsiTheme="minorEastAsia" w:hint="eastAsia"/>
           <w:sz w:val="24"/>
         </w:rPr>
-        <w:t>testModule/</w:t>
+        <w:t>testModule</w:t>
+      </w:r>
+      <w:proofErr w:type="spellEnd"/>
+      <w:r>
+        <w:rPr>
+          <w:rStyle w:val="aa"/>
+          <w:rFonts w:asciiTheme="minorEastAsia" w:hAnsiTheme="minorEastAsia" w:hint="eastAsia"/>
+          <w:sz w:val="24"/>
+        </w:rPr>
+        <w:t>/</w:t>
       </w:r>
       <w:r>
         <w:rPr>
@@ -3021,6 +3235,7 @@
         </w:rPr>
         <w:t xml:space="preserve"> </w:t>
       </w:r>
+      <w:proofErr w:type="spellStart"/>
       <w:r>
         <w:rPr>
           <w:rStyle w:val="aa"/>
@@ -3030,6 +3245,7 @@
         </w:rPr>
         <w:t>module_update_demo</w:t>
       </w:r>
+      <w:proofErr w:type="spellEnd"/>
       <w:r>
         <w:rPr>
           <w:rStyle w:val="aa"/>
@@ -3078,7 +3294,7 @@
         <w:ind w:left="720" w:firstLine="420"/>
         <w:rPr>
           <w:rStyle w:val="aa"/>
-          <w:rFonts w:asciiTheme="minorEastAsia" w:hAnsiTheme="minorEastAsia" w:hint="eastAsia"/>
+          <w:rFonts w:asciiTheme="minorEastAsia" w:hAnsiTheme="minorEastAsia"/>
           <w:sz w:val="24"/>
         </w:rPr>
       </w:pPr>
@@ -3091,6 +3307,7 @@
         </w:rPr>
         <w:t>源码路径：</w:t>
       </w:r>
+      <w:proofErr w:type="spellStart"/>
       <w:r>
         <w:rPr>
           <w:rStyle w:val="aa"/>
@@ -3105,7 +3322,16 @@
           <w:rFonts w:asciiTheme="minorEastAsia" w:hAnsiTheme="minorEastAsia" w:hint="eastAsia"/>
           <w:sz w:val="24"/>
         </w:rPr>
-        <w:t>estModule/</w:t>
+        <w:t>estModule</w:t>
+      </w:r>
+      <w:proofErr w:type="spellEnd"/>
+      <w:r>
+        <w:rPr>
+          <w:rStyle w:val="aa"/>
+          <w:rFonts w:asciiTheme="minorEastAsia" w:hAnsiTheme="minorEastAsia" w:hint="eastAsia"/>
+          <w:sz w:val="24"/>
+        </w:rPr>
+        <w:t>/</w:t>
       </w:r>
       <w:r>
         <w:rPr>
@@ -3114,6 +3340,7 @@
         </w:rPr>
         <w:t xml:space="preserve"> </w:t>
       </w:r>
+      <w:proofErr w:type="spellStart"/>
       <w:r>
         <w:rPr>
           <w:rStyle w:val="aa"/>
@@ -3123,6 +3350,7 @@
         </w:rPr>
         <w:t>module_fake_system_file</w:t>
       </w:r>
+      <w:proofErr w:type="spellEnd"/>
       <w:r>
         <w:rPr>
           <w:rStyle w:val="aa"/>
@@ -3134,7 +3362,6 @@
     </w:p>
     <w:p>
       <w:pPr>
-        <w:widowControl/>
         <w:rPr>
           <w:rFonts w:asciiTheme="minorEastAsia" w:hAnsiTheme="minorEastAsia" w:hint="eastAsia"/>
           <w:b/>
@@ -3180,11 +3407,20 @@
         <w:ind w:firstLineChars="0"/>
         <w:rPr>
           <w:rStyle w:val="aa"/>
-          <w:rFonts w:asciiTheme="minorEastAsia" w:hAnsiTheme="minorEastAsia" w:hint="eastAsia"/>
-          <w:sz w:val="28"/>
-          <w:szCs w:val="28"/>
-        </w:rPr>
-      </w:pPr>
+          <w:rFonts w:asciiTheme="minorEastAsia" w:hAnsiTheme="minorEastAsia"/>
+          <w:sz w:val="28"/>
+          <w:szCs w:val="28"/>
+        </w:rPr>
+      </w:pPr>
+      <w:r>
+        <w:rPr>
+          <w:rStyle w:val="aa"/>
+          <w:rFonts w:asciiTheme="minorEastAsia" w:hAnsiTheme="minorEastAsia" w:hint="eastAsia"/>
+          <w:sz w:val="28"/>
+          <w:szCs w:val="28"/>
+        </w:rPr>
+        <w:t>需要</w:t>
+      </w:r>
       <w:r>
         <w:rPr>
           <w:rStyle w:val="aa"/>
@@ -3215,25 +3451,260 @@
     </w:p>
     <w:p>
       <w:pPr>
-        <w:widowControl/>
-        <w:rPr>
-          <w:rFonts w:ascii="微软雅黑" w:eastAsia="微软雅黑" w:hAnsi="微软雅黑" w:hint="eastAsia"/>
-          <w:b/>
-          <w:bCs/>
-          <w:sz w:val="30"/>
-          <w:szCs w:val="30"/>
-        </w:rPr>
-      </w:pPr>
-      <w:r>
-        <w:rPr>
-          <w:rFonts w:ascii="微软雅黑" w:eastAsia="微软雅黑" w:hAnsi="微软雅黑" w:hint="eastAsia"/>
-          <w:b/>
-          <w:bCs/>
-          <w:sz w:val="30"/>
-          <w:szCs w:val="30"/>
-        </w:rPr>
-        <w:br w:type="page"/>
-      </w:r>
+        <w:pStyle w:val="a7"/>
+        <w:numPr>
+          <w:ilvl w:val="1"/>
+          <w:numId w:val="12"/>
+        </w:numPr>
+        <w:ind w:firstLineChars="0"/>
+        <w:rPr>
+          <w:rStyle w:val="aa"/>
+          <w:rFonts w:asciiTheme="minorEastAsia" w:hAnsiTheme="minorEastAsia"/>
+          <w:sz w:val="28"/>
+          <w:szCs w:val="28"/>
+        </w:rPr>
+      </w:pPr>
+      <w:r>
+        <w:rPr>
+          <w:rStyle w:val="aa"/>
+          <w:rFonts w:asciiTheme="minorEastAsia" w:hAnsiTheme="minorEastAsia" w:hint="eastAsia"/>
+          <w:sz w:val="28"/>
+          <w:szCs w:val="28"/>
+        </w:rPr>
+        <w:t>演示Windows编译Hello World工程。</w:t>
+      </w:r>
+    </w:p>
+    <w:p>
+      <w:pPr>
+        <w:pStyle w:val="a7"/>
+        <w:numPr>
+          <w:ilvl w:val="2"/>
+          <w:numId w:val="12"/>
+        </w:numPr>
+        <w:ind w:firstLineChars="0"/>
+        <w:rPr>
+          <w:rStyle w:val="aa"/>
+          <w:rFonts w:asciiTheme="minorEastAsia" w:hAnsiTheme="minorEastAsia"/>
+          <w:szCs w:val="22"/>
+        </w:rPr>
+      </w:pPr>
+      <w:r>
+        <w:rPr>
+          <w:rStyle w:val="aa"/>
+          <w:rFonts w:asciiTheme="minorEastAsia" w:hAnsiTheme="minorEastAsia" w:hint="eastAsia"/>
+          <w:szCs w:val="22"/>
+        </w:rPr>
+        <w:lastRenderedPageBreak/>
+        <w:t>打开</w:t>
+      </w:r>
+      <w:proofErr w:type="spellStart"/>
+      <w:r>
+        <w:rPr>
+          <w:rStyle w:val="aa"/>
+          <w:rFonts w:asciiTheme="minorEastAsia" w:hAnsiTheme="minorEastAsia" w:hint="eastAsia"/>
+          <w:szCs w:val="22"/>
+        </w:rPr>
+        <w:t>cmd</w:t>
+      </w:r>
+      <w:proofErr w:type="spellEnd"/>
+      <w:r>
+        <w:rPr>
+          <w:rStyle w:val="aa"/>
+          <w:rFonts w:asciiTheme="minorEastAsia" w:hAnsiTheme="minorEastAsia" w:hint="eastAsia"/>
+          <w:szCs w:val="22"/>
+        </w:rPr>
+        <w:t xml:space="preserve">，输入cd /d </w:t>
+      </w:r>
+      <w:r>
+        <w:rPr>
+          <w:rStyle w:val="aa"/>
+          <w:rFonts w:asciiTheme="minorEastAsia" w:hAnsiTheme="minorEastAsia"/>
+          <w:szCs w:val="22"/>
+        </w:rPr>
+        <w:t>C:\</w:t>
+      </w:r>
+      <w:r>
+        <w:rPr>
+          <w:rStyle w:val="aa"/>
+          <w:rFonts w:asciiTheme="minorEastAsia" w:hAnsiTheme="minorEastAsia" w:hint="eastAsia"/>
+          <w:szCs w:val="22"/>
+        </w:rPr>
+        <w:t>xxx</w:t>
+      </w:r>
+      <w:r>
+        <w:rPr>
+          <w:rStyle w:val="aa"/>
+          <w:rFonts w:asciiTheme="minorEastAsia" w:hAnsiTheme="minorEastAsia"/>
+          <w:szCs w:val="22"/>
+        </w:rPr>
+        <w:t>\testModule\module_hello_world\jni</w:t>
+      </w:r>
+      <w:r>
+        <w:rPr>
+          <w:rStyle w:val="aa"/>
+          <w:rFonts w:asciiTheme="minorEastAsia" w:hAnsiTheme="minorEastAsia" w:hint="eastAsia"/>
+          <w:szCs w:val="22"/>
+        </w:rPr>
+        <w:t>回车</w:t>
+      </w:r>
+    </w:p>
+    <w:p>
+      <w:pPr>
+        <w:pStyle w:val="a7"/>
+        <w:numPr>
+          <w:ilvl w:val="2"/>
+          <w:numId w:val="12"/>
+        </w:numPr>
+        <w:ind w:firstLineChars="0"/>
+        <w:rPr>
+          <w:rStyle w:val="aa"/>
+          <w:rFonts w:asciiTheme="minorEastAsia" w:hAnsiTheme="minorEastAsia"/>
+          <w:szCs w:val="22"/>
+        </w:rPr>
+      </w:pPr>
+      <w:r>
+        <w:rPr>
+          <w:rStyle w:val="aa"/>
+          <w:rFonts w:asciiTheme="minorEastAsia" w:hAnsiTheme="minorEastAsia" w:hint="eastAsia"/>
+          <w:noProof/>
+          <w:szCs w:val="22"/>
+        </w:rPr>
+        <w:t>再输入</w:t>
+      </w:r>
+      <w:r>
+        <w:rPr>
+          <w:rStyle w:val="aa"/>
+          <w:rFonts w:asciiTheme="minorEastAsia" w:hAnsiTheme="minorEastAsia"/>
+          <w:noProof/>
+          <w:szCs w:val="22"/>
+        </w:rPr>
+        <w:t>C:\</w:t>
+      </w:r>
+      <w:r>
+        <w:rPr>
+          <w:rStyle w:val="aa"/>
+          <w:rFonts w:asciiTheme="minorEastAsia" w:hAnsiTheme="minorEastAsia" w:hint="eastAsia"/>
+          <w:noProof/>
+          <w:szCs w:val="22"/>
+        </w:rPr>
+        <w:t>xxx</w:t>
+      </w:r>
+      <w:r>
+        <w:rPr>
+          <w:rStyle w:val="aa"/>
+          <w:rFonts w:asciiTheme="minorEastAsia" w:hAnsiTheme="minorEastAsia"/>
+          <w:noProof/>
+          <w:szCs w:val="22"/>
+        </w:rPr>
+        <w:t>\android-ndk-r26d\ndk-build.cmd</w:t>
+      </w:r>
+      <w:r>
+        <w:rPr>
+          <w:rStyle w:val="aa"/>
+          <w:rFonts w:asciiTheme="minorEastAsia" w:hAnsiTheme="minorEastAsia" w:hint="eastAsia"/>
+          <w:noProof/>
+          <w:szCs w:val="22"/>
+        </w:rPr>
+        <w:t>回车</w:t>
+      </w:r>
+      <w:r>
+        <w:rPr>
+          <w:rStyle w:val="aa"/>
+          <w:rFonts w:asciiTheme="minorEastAsia" w:hAnsiTheme="minorEastAsia" w:hint="eastAsia"/>
+          <w:noProof/>
+          <w:szCs w:val="22"/>
+        </w:rPr>
+        <w:t>，即编译完成</w:t>
+      </w:r>
+      <w:r>
+        <w:rPr>
+          <w:rStyle w:val="aa"/>
+          <w:rFonts w:asciiTheme="minorEastAsia" w:hAnsiTheme="minorEastAsia" w:hint="eastAsia"/>
+          <w:noProof/>
+          <w:szCs w:val="22"/>
+        </w:rPr>
+        <w:t>。</w:t>
+      </w:r>
+    </w:p>
+    <w:p>
+      <w:pPr>
+        <w:pStyle w:val="a7"/>
+        <w:ind w:left="1560" w:firstLineChars="0" w:firstLine="0"/>
+        <w:rPr>
+          <w:rStyle w:val="aa"/>
+          <w:rFonts w:asciiTheme="minorEastAsia" w:hAnsiTheme="minorEastAsia"/>
+          <w:szCs w:val="22"/>
+        </w:rPr>
+      </w:pPr>
+      <w:r>
+        <w:rPr>
+          <w:rStyle w:val="aa"/>
+          <w:rFonts w:asciiTheme="minorEastAsia" w:hAnsiTheme="minorEastAsia" w:hint="eastAsia"/>
+          <w:noProof/>
+          <w:szCs w:val="22"/>
+        </w:rPr>
+        <w:t>以上需自行替换为实际路径。</w:t>
+      </w:r>
+    </w:p>
+    <w:p>
+      <w:pPr>
+        <w:rPr>
+          <w:rStyle w:val="aa"/>
+          <w:rFonts w:asciiTheme="minorEastAsia" w:hAnsiTheme="minorEastAsia"/>
+          <w:sz w:val="28"/>
+          <w:szCs w:val="28"/>
+        </w:rPr>
+      </w:pPr>
+      <w:r>
+        <w:rPr>
+          <w:noProof/>
+        </w:rPr>
+        <w:drawing>
+          <wp:inline distT="0" distB="0" distL="0" distR="0" wp14:anchorId="0BF16196" wp14:editId="2ABC83BD">
+            <wp:extent cx="6284119" cy="2365058"/>
+            <wp:effectExtent l="0" t="0" r="0" b="0"/>
+            <wp:docPr id="889949438" name="图片 1"/>
+            <wp:cNvGraphicFramePr>
+              <a:graphicFrameLocks xmlns:a="http://schemas.openxmlformats.org/drawingml/2006/main" noChangeAspect="1"/>
+            </wp:cNvGraphicFramePr>
+            <a:graphic xmlns:a="http://schemas.openxmlformats.org/drawingml/2006/main">
+              <a:graphicData uri="http://schemas.openxmlformats.org/drawingml/2006/picture">
+                <pic:pic xmlns:pic="http://schemas.openxmlformats.org/drawingml/2006/picture">
+                  <pic:nvPicPr>
+                    <pic:cNvPr id="889949438" name=""/>
+                    <pic:cNvPicPr/>
+                  </pic:nvPicPr>
+                  <pic:blipFill>
+                    <a:blip r:embed="rId8"/>
+                    <a:stretch>
+                      <a:fillRect/>
+                    </a:stretch>
+                  </pic:blipFill>
+                  <pic:spPr>
+                    <a:xfrm>
+                      <a:off x="0" y="0"/>
+                      <a:ext cx="6286888" cy="2366100"/>
+                    </a:xfrm>
+                    <a:prstGeom prst="rect">
+                      <a:avLst/>
+                    </a:prstGeom>
+                  </pic:spPr>
+                </pic:pic>
+              </a:graphicData>
+            </a:graphic>
+          </wp:inline>
+        </w:drawing>
+      </w:r>
+    </w:p>
+    <w:p>
+      <w:pPr>
+        <w:rPr>
+          <w:rStyle w:val="aa"/>
+          <w:rFonts w:asciiTheme="minorEastAsia" w:hAnsiTheme="minorEastAsia" w:hint="eastAsia"/>
+          <w:sz w:val="28"/>
+          <w:szCs w:val="28"/>
+        </w:rPr>
+      </w:pPr>
     </w:p>
     <w:p>
       <w:pPr>
@@ -3259,8 +3730,29 @@
           <w:sz w:val="30"/>
           <w:szCs w:val="30"/>
         </w:rPr>
-        <w:lastRenderedPageBreak/>
-        <w:t>打包一个简单的SKRoot模块。</w:t>
+        <w:t>打包一个简单的</w:t>
+      </w:r>
+      <w:proofErr w:type="spellStart"/>
+      <w:r>
+        <w:rPr>
+          <w:rFonts w:ascii="微软雅黑" w:eastAsia="微软雅黑" w:hAnsi="微软雅黑" w:hint="eastAsia"/>
+          <w:b/>
+          <w:bCs/>
+          <w:sz w:val="30"/>
+          <w:szCs w:val="30"/>
+        </w:rPr>
+        <w:t>SKRoot</w:t>
+      </w:r>
+      <w:proofErr w:type="spellEnd"/>
+      <w:r>
+        <w:rPr>
+          <w:rFonts w:ascii="微软雅黑" w:eastAsia="微软雅黑" w:hAnsi="微软雅黑" w:hint="eastAsia"/>
+          <w:b/>
+          <w:bCs/>
+          <w:sz w:val="30"/>
+          <w:szCs w:val="30"/>
+        </w:rPr>
+        <w:t>模块。</w:t>
       </w:r>
     </w:p>
     <w:p>
@@ -3305,7 +3797,27 @@
           <w:sz w:val="28"/>
           <w:szCs w:val="28"/>
         </w:rPr>
-        <w:t>，即可得到一个 SKRoot 模块。</w:t>
+        <w:t xml:space="preserve">，即可得到一个 </w:t>
+      </w:r>
+      <w:proofErr w:type="spellStart"/>
+      <w:r>
+        <w:rPr>
+          <w:rStyle w:val="aa"/>
+          <w:rFonts w:asciiTheme="minorEastAsia" w:hAnsiTheme="minorEastAsia"/>
+          <w:sz w:val="28"/>
+          <w:szCs w:val="28"/>
+        </w:rPr>
+        <w:t>SKRoot</w:t>
+      </w:r>
+      <w:proofErr w:type="spellEnd"/>
+      <w:r>
+        <w:rPr>
+          <w:rStyle w:val="aa"/>
+          <w:rFonts w:asciiTheme="minorEastAsia" w:hAnsiTheme="minorEastAsia"/>
+          <w:sz w:val="28"/>
+          <w:szCs w:val="28"/>
+        </w:rPr>
+        <w:t xml:space="preserve"> 模块。</w:t>
       </w:r>
     </w:p>
     <w:p>
@@ -3336,7 +3848,7 @@
                     <pic:cNvPicPr/>
                   </pic:nvPicPr>
                   <pic:blipFill>
-                    <a:blip r:embed="rId8"/>
+                    <a:blip r:embed="rId9"/>
                     <a:stretch>
                       <a:fillRect/>
                     </a:stretch>
@@ -3377,6 +3889,7 @@
         </w:rPr>
         <w:t>参考项目：</w:t>
       </w:r>
+      <w:proofErr w:type="spellStart"/>
       <w:r>
         <w:rPr>
           <w:rFonts w:ascii="微软雅黑" w:eastAsia="微软雅黑" w:hAnsi="微软雅黑"/>
@@ -3388,6 +3901,7 @@
         </w:rPr>
         <w:t>module_hello_world</w:t>
       </w:r>
+      <w:proofErr w:type="spellEnd"/>
     </w:p>
     <w:p>
       <w:pPr>
@@ -3413,6 +3927,7 @@
           <w:sz w:val="30"/>
           <w:szCs w:val="30"/>
         </w:rPr>
+        <w:lastRenderedPageBreak/>
         <w:t>打包一个具有</w:t>
       </w:r>
       <w:r>
@@ -3435,6 +3950,7 @@
         </w:rPr>
         <w:t>的</w:t>
       </w:r>
+      <w:proofErr w:type="spellStart"/>
       <w:r>
         <w:rPr>
           <w:rFonts w:ascii="微软雅黑" w:eastAsia="微软雅黑" w:hAnsi="微软雅黑" w:hint="eastAsia"/>
@@ -3443,7 +3959,18 @@
           <w:sz w:val="30"/>
           <w:szCs w:val="30"/>
         </w:rPr>
-        <w:t>SKRoot模块</w:t>
+        <w:t>SKRoot</w:t>
+      </w:r>
+      <w:proofErr w:type="spellEnd"/>
+      <w:r>
+        <w:rPr>
+          <w:rFonts w:ascii="微软雅黑" w:eastAsia="微软雅黑" w:hAnsi="微软雅黑" w:hint="eastAsia"/>
+          <w:b/>
+          <w:bCs/>
+          <w:sz w:val="30"/>
+          <w:szCs w:val="30"/>
+        </w:rPr>
+        <w:t>模块</w:t>
       </w:r>
       <w:r>
         <w:rPr>
@@ -3488,7 +4015,47 @@
           <w:sz w:val="28"/>
           <w:szCs w:val="28"/>
         </w:rPr>
-        <w:t>新建wwwroot文件夹并在里面放入网页资源文件，首页命名为index.html，然后将wwwroot文件夹一起打包进</w:t>
+        <w:t>新建</w:t>
+      </w:r>
+      <w:proofErr w:type="spellStart"/>
+      <w:r>
+        <w:rPr>
+          <w:rStyle w:val="aa"/>
+          <w:rFonts w:asciiTheme="minorEastAsia" w:hAnsiTheme="minorEastAsia"/>
+          <w:sz w:val="28"/>
+          <w:szCs w:val="28"/>
+        </w:rPr>
+        <w:t>wwwroot</w:t>
+      </w:r>
+      <w:proofErr w:type="spellEnd"/>
+      <w:r>
+        <w:rPr>
+          <w:rStyle w:val="aa"/>
+          <w:rFonts w:asciiTheme="minorEastAsia" w:hAnsiTheme="minorEastAsia"/>
+          <w:sz w:val="28"/>
+          <w:szCs w:val="28"/>
+        </w:rPr>
+        <w:t>文件夹并在里面放入网页资源文件，首页命名为index.html，然后将</w:t>
+      </w:r>
+      <w:proofErr w:type="spellStart"/>
+      <w:r>
+        <w:rPr>
+          <w:rStyle w:val="aa"/>
+          <w:rFonts w:asciiTheme="minorEastAsia" w:hAnsiTheme="minorEastAsia"/>
+          <w:sz w:val="28"/>
+          <w:szCs w:val="28"/>
+        </w:rPr>
+        <w:t>wwwroot</w:t>
+      </w:r>
+      <w:proofErr w:type="spellEnd"/>
+      <w:r>
+        <w:rPr>
+          <w:rStyle w:val="aa"/>
+          <w:rFonts w:asciiTheme="minorEastAsia" w:hAnsiTheme="minorEastAsia"/>
+          <w:sz w:val="28"/>
+          <w:szCs w:val="28"/>
+        </w:rPr>
+        <w:t>文件夹一起打包进</w:t>
       </w:r>
       <w:r>
         <w:rPr>
@@ -3545,7 +4112,7 @@
                     </pic:cNvPicPr>
                   </pic:nvPicPr>
                   <pic:blipFill>
-                    <a:blip r:embed="rId9">
+                    <a:blip r:embed="rId10">
                       <a:extLst>
                         <a:ext uri="{28A0092B-C50C-407E-A947-70E740481C1C}">
                           <a14:useLocalDpi xmlns:a14="http://schemas.microsoft.com/office/drawing/2010/main" val="0"/>
@@ -3594,7 +4161,6 @@
           <w:noProof/>
           <w:sz w:val="24"/>
         </w:rPr>
-        <w:lastRenderedPageBreak/>
         <w:drawing>
           <wp:inline distT="0" distB="0" distL="0" distR="0" wp14:anchorId="333F40E7" wp14:editId="1CA9A135">
             <wp:extent cx="4338955" cy="1614805"/>
@@ -3613,7 +4179,7 @@
                     </pic:cNvPicPr>
                   </pic:nvPicPr>
                   <pic:blipFill>
-                    <a:blip r:embed="rId10">
+                    <a:blip r:embed="rId11">
                       <a:extLst>
                         <a:ext uri="{28A0092B-C50C-407E-A947-70E740481C1C}">
                           <a14:useLocalDpi xmlns:a14="http://schemas.microsoft.com/office/drawing/2010/main" val="0"/>
@@ -3746,7 +4312,7 @@
                     <pic:cNvPicPr/>
                   </pic:nvPicPr>
                   <pic:blipFill>
-                    <a:blip r:embed="rId11"/>
+                    <a:blip r:embed="rId12"/>
                     <a:stretch>
                       <a:fillRect/>
                     </a:stretch>
@@ -3803,6 +4369,7 @@
         </w:rPr>
         <w:t xml:space="preserve"> </w:t>
       </w:r>
+      <w:proofErr w:type="spellStart"/>
       <w:r>
         <w:rPr>
           <w:rFonts w:ascii="微软雅黑" w:eastAsia="微软雅黑" w:hAnsi="微软雅黑"/>
@@ -3814,18 +4381,7 @@
         </w:rPr>
         <w:t>module_web_ui_example</w:t>
       </w:r>
-    </w:p>
-    <w:p>
-      <w:pPr>
-        <w:rPr>
-          <w:rFonts w:ascii="微软雅黑" w:eastAsia="微软雅黑" w:hAnsi="微软雅黑" w:hint="eastAsia"/>
-          <w:b/>
-          <w:bCs/>
-          <w:i/>
-          <w:iCs/>
-          <w:sz w:val="24"/>
-        </w:rPr>
-      </w:pPr>
+      <w:proofErr w:type="spellEnd"/>
     </w:p>
     <w:p>
       <w:pPr>
@@ -3851,6 +4407,7 @@
           <w:sz w:val="30"/>
           <w:szCs w:val="30"/>
         </w:rPr>
+        <w:lastRenderedPageBreak/>
         <w:t>打包一个附带</w:t>
       </w:r>
       <w:r>
@@ -3871,7 +4428,29 @@
           <w:sz w:val="30"/>
           <w:szCs w:val="30"/>
         </w:rPr>
-        <w:t>文件的SKRoot模块</w:t>
+        <w:t>文件的</w:t>
+      </w:r>
+      <w:proofErr w:type="spellStart"/>
+      <w:r>
+        <w:rPr>
+          <w:rFonts w:ascii="微软雅黑" w:eastAsia="微软雅黑" w:hAnsi="微软雅黑" w:hint="eastAsia"/>
+          <w:b/>
+          <w:bCs/>
+          <w:sz w:val="30"/>
+          <w:szCs w:val="30"/>
+        </w:rPr>
+        <w:t>SKRoot</w:t>
+      </w:r>
+      <w:proofErr w:type="spellEnd"/>
+      <w:r>
+        <w:rPr>
+          <w:rFonts w:ascii="微软雅黑" w:eastAsia="微软雅黑" w:hAnsi="微软雅黑" w:hint="eastAsia"/>
+          <w:b/>
+          <w:bCs/>
+          <w:sz w:val="30"/>
+          <w:szCs w:val="30"/>
+        </w:rPr>
+        <w:t>模块</w:t>
       </w:r>
       <w:r>
         <w:rPr>
@@ -3964,7 +4543,6 @@
           <w:noProof/>
           <w:sz w:val="24"/>
         </w:rPr>
-        <w:lastRenderedPageBreak/>
         <w:drawing>
           <wp:inline distT="0" distB="0" distL="0" distR="0" wp14:anchorId="554F2925" wp14:editId="58EA525F">
             <wp:extent cx="4081780" cy="2124075"/>
@@ -3983,7 +4561,7 @@
                     </pic:cNvPicPr>
                   </pic:nvPicPr>
                   <pic:blipFill>
-                    <a:blip r:embed="rId12">
+                    <a:blip r:embed="rId13">
                       <a:extLst>
                         <a:ext uri="{28A0092B-C50C-407E-A947-70E740481C1C}">
                           <a14:useLocalDpi xmlns:a14="http://schemas.microsoft.com/office/drawing/2010/main" val="0"/>
@@ -4046,17 +4624,48 @@
           <w:sz w:val="28"/>
           <w:szCs w:val="28"/>
         </w:rPr>
-        <w:t>入口skroot_module_main处</w:t>
-      </w:r>
-      <w:r>
-        <w:rPr>
-          <w:rStyle w:val="aa"/>
-          <w:rFonts w:asciiTheme="minorEastAsia" w:hAnsiTheme="minorEastAsia"/>
-          <w:sz w:val="28"/>
-          <w:szCs w:val="28"/>
-        </w:rPr>
-        <w:t>使用module_private_dir</w:t>
-      </w:r>
+        <w:t>入口</w:t>
+      </w:r>
+      <w:proofErr w:type="spellStart"/>
+      <w:r>
+        <w:rPr>
+          <w:rStyle w:val="aa"/>
+          <w:rFonts w:asciiTheme="minorEastAsia" w:hAnsiTheme="minorEastAsia" w:hint="eastAsia"/>
+          <w:sz w:val="28"/>
+          <w:szCs w:val="28"/>
+        </w:rPr>
+        <w:t>skroot_module_main</w:t>
+      </w:r>
+      <w:proofErr w:type="spellEnd"/>
+      <w:r>
+        <w:rPr>
+          <w:rStyle w:val="aa"/>
+          <w:rFonts w:asciiTheme="minorEastAsia" w:hAnsiTheme="minorEastAsia" w:hint="eastAsia"/>
+          <w:sz w:val="28"/>
+          <w:szCs w:val="28"/>
+        </w:rPr>
+        <w:t>处</w:t>
+      </w:r>
+      <w:r>
+        <w:rPr>
+          <w:rStyle w:val="aa"/>
+          <w:rFonts w:asciiTheme="minorEastAsia" w:hAnsiTheme="minorEastAsia"/>
+          <w:sz w:val="28"/>
+          <w:szCs w:val="28"/>
+        </w:rPr>
+        <w:t>使用</w:t>
+      </w:r>
+      <w:proofErr w:type="spellStart"/>
+      <w:r>
+        <w:rPr>
+          <w:rStyle w:val="aa"/>
+          <w:rFonts w:asciiTheme="minorEastAsia" w:hAnsiTheme="minorEastAsia"/>
+          <w:sz w:val="28"/>
+          <w:szCs w:val="28"/>
+        </w:rPr>
+        <w:t>module_private_dir</w:t>
+      </w:r>
+      <w:proofErr w:type="spellEnd"/>
       <w:r>
         <w:rPr>
           <w:rStyle w:val="aa"/>
@@ -4152,7 +4761,7 @@
                     <pic:cNvPicPr/>
                   </pic:nvPicPr>
                   <pic:blipFill>
-                    <a:blip r:embed="rId13"/>
+                    <a:blip r:embed="rId14"/>
                     <a:stretch>
                       <a:fillRect/>
                     </a:stretch>

--- a/Pro(众测开放中)/src/testModule/SKRoot模开发指南.docx
+++ b/Pro(众测开放中)/src/testModule/SKRoot模开发指南.docx
@@ -1249,7 +1249,24 @@
                 <w:sz w:val="24"/>
                 <w:szCs w:val="28"/>
               </w:rPr>
-              <w:t>module_base_kernel_symbol_lookup.h</w:t>
+              <w:t>module_base_kernel_symbol_</w:t>
+            </w:r>
+            <w:r>
+              <w:rPr>
+                <w:rStyle w:val="aa"/>
+                <w:rFonts w:hint="eastAsia"/>
+                <w:sz w:val="24"/>
+                <w:szCs w:val="28"/>
+              </w:rPr>
+              <w:t>kaddr</w:t>
+            </w:r>
+            <w:r>
+              <w:rPr>
+                <w:rStyle w:val="aa"/>
+                <w:sz w:val="24"/>
+                <w:szCs w:val="28"/>
+              </w:rPr>
+              <w:t>.h</w:t>
             </w:r>
             <w:proofErr w:type="spellEnd"/>
           </w:p>
@@ -3294,7 +3311,7 @@
         <w:ind w:left="720" w:firstLine="420"/>
         <w:rPr>
           <w:rStyle w:val="aa"/>
-          <w:rFonts w:asciiTheme="minorEastAsia" w:hAnsiTheme="minorEastAsia"/>
+          <w:rFonts w:asciiTheme="minorEastAsia" w:hAnsiTheme="minorEastAsia" w:hint="eastAsia"/>
           <w:sz w:val="24"/>
         </w:rPr>
       </w:pPr>
@@ -3407,7 +3424,7 @@
         <w:ind w:firstLineChars="0"/>
         <w:rPr>
           <w:rStyle w:val="aa"/>
-          <w:rFonts w:asciiTheme="minorEastAsia" w:hAnsiTheme="minorEastAsia"/>
+          <w:rFonts w:asciiTheme="minorEastAsia" w:hAnsiTheme="minorEastAsia" w:hint="eastAsia"/>
           <w:sz w:val="28"/>
           <w:szCs w:val="28"/>
         </w:rPr>
@@ -3459,7 +3476,7 @@
         <w:ind w:firstLineChars="0"/>
         <w:rPr>
           <w:rStyle w:val="aa"/>
-          <w:rFonts w:asciiTheme="minorEastAsia" w:hAnsiTheme="minorEastAsia"/>
+          <w:rFonts w:asciiTheme="minorEastAsia" w:hAnsiTheme="minorEastAsia" w:hint="eastAsia"/>
           <w:sz w:val="28"/>
           <w:szCs w:val="28"/>
         </w:rPr>
@@ -3484,7 +3501,7 @@
         <w:ind w:firstLineChars="0"/>
         <w:rPr>
           <w:rStyle w:val="aa"/>
-          <w:rFonts w:asciiTheme="minorEastAsia" w:hAnsiTheme="minorEastAsia"/>
+          <w:rFonts w:asciiTheme="minorEastAsia" w:hAnsiTheme="minorEastAsia" w:hint="eastAsia"/>
           <w:szCs w:val="22"/>
         </w:rPr>
       </w:pPr>
@@ -3558,7 +3575,7 @@
         <w:ind w:firstLineChars="0"/>
         <w:rPr>
           <w:rStyle w:val="aa"/>
-          <w:rFonts w:asciiTheme="minorEastAsia" w:hAnsiTheme="minorEastAsia"/>
+          <w:rFonts w:asciiTheme="minorEastAsia" w:hAnsiTheme="minorEastAsia" w:hint="eastAsia"/>
           <w:szCs w:val="22"/>
         </w:rPr>
       </w:pPr>
@@ -3632,7 +3649,7 @@
         <w:ind w:left="1560" w:firstLineChars="0" w:firstLine="0"/>
         <w:rPr>
           <w:rStyle w:val="aa"/>
-          <w:rFonts w:asciiTheme="minorEastAsia" w:hAnsiTheme="minorEastAsia"/>
+          <w:rFonts w:asciiTheme="minorEastAsia" w:hAnsiTheme="minorEastAsia" w:hint="eastAsia"/>
           <w:szCs w:val="22"/>
         </w:rPr>
       </w:pPr>
@@ -3650,7 +3667,7 @@
       <w:pPr>
         <w:rPr>
           <w:rStyle w:val="aa"/>
-          <w:rFonts w:asciiTheme="minorEastAsia" w:hAnsiTheme="minorEastAsia"/>
+          <w:rFonts w:asciiTheme="minorEastAsia" w:hAnsiTheme="minorEastAsia" w:hint="eastAsia"/>
           <w:sz w:val="28"/>
           <w:szCs w:val="28"/>
         </w:rPr>

--- a/Pro(众测开放中)/src/testModule/SKRoot模开发指南.docx
+++ b/Pro(众测开放中)/src/testModule/SKRoot模开发指南.docx
@@ -160,7 +160,7 @@
           <w:sz w:val="26"/>
           <w:szCs w:val="26"/>
         </w:rPr>
-        <w:t xml:space="preserve"> 支持用户态（EL0）与内核态（EL1）代码自由</w:t>
+        <w:t xml:space="preserve"> 支持用户态（EL0）与内核态（EL1）</w:t>
       </w:r>
       <w:r>
         <w:rPr>
@@ -169,25 +169,25 @@
           <w:sz w:val="26"/>
           <w:szCs w:val="26"/>
         </w:rPr>
-        <w:t>切换</w:t>
-      </w:r>
-      <w:r>
-        <w:rPr>
-          <w:rStyle w:val="aa"/>
-          <w:rFonts w:asciiTheme="minorEastAsia" w:hAnsiTheme="minorEastAsia" w:hint="eastAsia"/>
+        <w:t>之间</w:t>
+      </w:r>
+      <w:r>
+        <w:rPr>
+          <w:rStyle w:val="aa"/>
+          <w:rFonts w:asciiTheme="minorEastAsia" w:hAnsiTheme="minorEastAsia"/>
           <w:sz w:val="26"/>
           <w:szCs w:val="26"/>
         </w:rPr>
-        <w:t>执行</w:t>
-      </w:r>
-      <w:r>
-        <w:rPr>
-          <w:rStyle w:val="aa"/>
-          <w:rFonts w:asciiTheme="minorEastAsia" w:hAnsiTheme="minorEastAsia"/>
+        <w:t>自由</w:t>
+      </w:r>
+      <w:r>
+        <w:rPr>
+          <w:rStyle w:val="aa"/>
+          <w:rFonts w:asciiTheme="minorEastAsia" w:hAnsiTheme="minorEastAsia" w:hint="eastAsia"/>
           <w:sz w:val="26"/>
           <w:szCs w:val="26"/>
         </w:rPr>
-        <w:t>。可直接读写内核内存、调用</w:t>
+        <w:t>切换</w:t>
       </w:r>
       <w:r>
         <w:rPr>
@@ -196,7 +196,7 @@
           <w:sz w:val="26"/>
           <w:szCs w:val="26"/>
         </w:rPr>
-        <w:t>内核</w:t>
+        <w:t>执行</w:t>
       </w:r>
       <w:r>
         <w:rPr>
@@ -205,7 +205,45 @@
           <w:sz w:val="26"/>
           <w:szCs w:val="26"/>
         </w:rPr>
-        <w:t>函数。</w:t>
+        <w:t>。</w:t>
+      </w:r>
+      <w:r>
+        <w:rPr>
+          <w:rFonts w:eastAsiaTheme="minorHAnsi"/>
+          <w:b/>
+          <w:bCs/>
+          <w:sz w:val="28"/>
+          <w:szCs w:val="28"/>
+        </w:rPr>
+        <w:t>通过SDK 接口可以</w:t>
+      </w:r>
+      <w:r>
+        <w:rPr>
+          <w:rFonts w:eastAsiaTheme="minorHAnsi" w:hint="eastAsia"/>
+          <w:b/>
+          <w:bCs/>
+          <w:sz w:val="28"/>
+          <w:szCs w:val="28"/>
+        </w:rPr>
+        <w:t>直接</w:t>
+      </w:r>
+      <w:r>
+        <w:rPr>
+          <w:rStyle w:val="aa"/>
+          <w:rFonts w:eastAsiaTheme="minorHAnsi"/>
+          <w:sz w:val="28"/>
+          <w:szCs w:val="28"/>
+        </w:rPr>
+        <w:t>读写内核内存、调用内核函数</w:t>
+      </w:r>
+      <w:r>
+        <w:rPr>
+          <w:rStyle w:val="aa"/>
+          <w:rFonts w:asciiTheme="minorEastAsia" w:hAnsiTheme="minorEastAsia"/>
+          <w:sz w:val="26"/>
+          <w:szCs w:val="26"/>
+        </w:rPr>
+        <w:t>。</w:t>
       </w:r>
     </w:p>
     <w:p>
@@ -239,31 +277,75 @@
       </w:r>
       <w:r>
         <w:rPr>
-          <w:rFonts w:asciiTheme="minorEastAsia" w:hAnsiTheme="minorEastAsia"/>
-          <w:b/>
-          <w:bCs/>
+          <w:rStyle w:val="aa"/>
+          <w:rFonts w:eastAsiaTheme="minorHAnsi"/>
+          <w:sz w:val="28"/>
+          <w:szCs w:val="28"/>
+        </w:rPr>
+        <w:t>内核偏移由SDK统一</w:t>
+      </w:r>
+      <w:r>
+        <w:rPr>
+          <w:rFonts w:eastAsiaTheme="minorHAnsi"/>
+          <w:b/>
+          <w:bCs/>
+          <w:sz w:val="28"/>
+          <w:szCs w:val="28"/>
+        </w:rPr>
+        <w:t>封装</w:t>
+      </w:r>
+      <w:r>
+        <w:rPr>
+          <w:rStyle w:val="aa"/>
+          <w:rFonts w:eastAsiaTheme="minorHAnsi"/>
+          <w:sz w:val="28"/>
+          <w:szCs w:val="28"/>
+        </w:rPr>
+        <w:t>提供，一次编译即可跨所有内核通用（Linux 3.10 ~ 6.1</w:t>
+      </w:r>
+      <w:r>
+        <w:rPr>
+          <w:rStyle w:val="aa"/>
+          <w:rFonts w:eastAsiaTheme="minorHAnsi" w:hint="eastAsia"/>
+          <w:sz w:val="28"/>
+          <w:szCs w:val="28"/>
+        </w:rPr>
+        <w:t>8</w:t>
+      </w:r>
+      <w:r>
+        <w:rPr>
+          <w:rStyle w:val="aa"/>
+          <w:rFonts w:eastAsiaTheme="minorHAnsi" w:hint="eastAsia"/>
+          <w:sz w:val="28"/>
+          <w:szCs w:val="28"/>
+        </w:rPr>
+        <w:t>环境</w:t>
+      </w:r>
+      <w:r>
+        <w:rPr>
+          <w:rStyle w:val="aa"/>
+          <w:rFonts w:eastAsiaTheme="minorHAnsi"/>
+          <w:sz w:val="28"/>
+          <w:szCs w:val="28"/>
+        </w:rPr>
+        <w:t>）</w:t>
+      </w:r>
+      <w:r>
+        <w:rPr>
+          <w:rStyle w:val="aa"/>
+          <w:rFonts w:asciiTheme="minorEastAsia" w:hAnsiTheme="minorEastAsia"/>
           <w:sz w:val="26"/>
           <w:szCs w:val="26"/>
         </w:rPr>
-        <w:t>内核偏移由开发 SDK 接口统一提供，一次编译即可跨所有内核通用</w:t>
-      </w:r>
-      <w:r>
-        <w:rPr>
-          <w:rStyle w:val="aa"/>
-          <w:rFonts w:asciiTheme="minorEastAsia" w:hAnsiTheme="minorEastAsia"/>
-          <w:sz w:val="26"/>
-          <w:szCs w:val="26"/>
-        </w:rPr>
-        <w:t>（完美兼容 Linux 3.10 ~ 6.12）。</w:t>
+        <w:t>。</w:t>
       </w:r>
     </w:p>
     <w:p>
       <w:pPr>
         <w:ind w:firstLine="420"/>
         <w:rPr>
-          <w:rFonts w:asciiTheme="minorEastAsia" w:hAnsiTheme="minorEastAsia" w:hint="eastAsia"/>
-          <w:b/>
-          <w:bCs/>
+          <w:rStyle w:val="aa"/>
+          <w:rFonts w:asciiTheme="minorEastAsia" w:hAnsiTheme="minorEastAsia"/>
           <w:sz w:val="26"/>
           <w:szCs w:val="26"/>
         </w:rPr>
@@ -287,31 +369,7 @@
           <w:sz w:val="26"/>
           <w:szCs w:val="26"/>
         </w:rPr>
-        <w:t>自</w:t>
-      </w:r>
-      <w:proofErr w:type="gramStart"/>
-      <w:r>
-        <w:rPr>
-          <w:rFonts w:asciiTheme="minorEastAsia" w:hAnsiTheme="minorEastAsia"/>
-          <w:b/>
-          <w:bCs/>
-          <w:color w:val="C00000"/>
-          <w:sz w:val="26"/>
-          <w:szCs w:val="26"/>
-        </w:rPr>
-        <w:t>研</w:t>
-      </w:r>
-      <w:proofErr w:type="gramEnd"/>
-      <w:r>
-        <w:rPr>
-          <w:rFonts w:asciiTheme="minorEastAsia" w:hAnsiTheme="minorEastAsia"/>
-          <w:b/>
-          <w:bCs/>
-          <w:color w:val="C00000"/>
-          <w:sz w:val="26"/>
-          <w:szCs w:val="26"/>
-        </w:rPr>
-        <w:t>内核Hook框架</w:t>
+        <w:t>自研内核Hook框架</w:t>
       </w:r>
       <w:r>
         <w:rPr>
@@ -404,6 +462,7 @@
           <w:szCs w:val="30"/>
         </w:rPr>
       </w:pPr>
+      <w:proofErr w:type="spellStart"/>
       <w:r>
         <w:rPr>
           <w:rFonts w:ascii="微软雅黑" w:eastAsia="微软雅黑" w:hAnsi="微软雅黑" w:hint="eastAsia"/>
@@ -412,7 +471,18 @@
           <w:sz w:val="30"/>
           <w:szCs w:val="30"/>
         </w:rPr>
-        <w:t>基础能力</w:t>
+        <w:t>SKRoot</w:t>
+      </w:r>
+      <w:proofErr w:type="spellEnd"/>
+      <w:r>
+        <w:rPr>
+          <w:rFonts w:ascii="微软雅黑" w:eastAsia="微软雅黑" w:hAnsi="微软雅黑" w:hint="eastAsia"/>
+          <w:b/>
+          <w:bCs/>
+          <w:sz w:val="30"/>
+          <w:szCs w:val="30"/>
+        </w:rPr>
+        <w:t>模块运行原理</w:t>
       </w:r>
     </w:p>
     <w:p>
@@ -420,33 +490,92 @@
         <w:pStyle w:val="a7"/>
         <w:numPr>
           <w:ilvl w:val="1"/>
-          <w:numId w:val="5"/>
+          <w:numId w:val="25"/>
         </w:numPr>
         <w:ind w:firstLineChars="0"/>
         <w:rPr>
-          <w:rStyle w:val="aa"/>
-          <w:rFonts w:asciiTheme="minorEastAsia" w:hAnsiTheme="minorEastAsia" w:hint="eastAsia"/>
-          <w:sz w:val="28"/>
-          <w:szCs w:val="28"/>
-        </w:rPr>
-      </w:pPr>
-      <w:r>
-        <w:rPr>
-          <w:rStyle w:val="aa"/>
-          <w:rFonts w:asciiTheme="minorEastAsia" w:hAnsiTheme="minorEastAsia" w:hint="eastAsia"/>
-          <w:sz w:val="28"/>
-          <w:szCs w:val="28"/>
-        </w:rPr>
-        <w:t>用户</w:t>
-      </w:r>
-      <w:r>
-        <w:rPr>
-          <w:rStyle w:val="aa"/>
-          <w:rFonts w:asciiTheme="minorEastAsia" w:hAnsiTheme="minorEastAsia"/>
-          <w:sz w:val="28"/>
-          <w:szCs w:val="28"/>
-        </w:rPr>
-        <w:t>层Root权限代码执行</w:t>
+          <w:rFonts w:asciiTheme="minorEastAsia" w:hAnsiTheme="minorEastAsia" w:hint="eastAsia"/>
+          <w:b/>
+          <w:bCs/>
+          <w:sz w:val="28"/>
+          <w:szCs w:val="28"/>
+        </w:rPr>
+      </w:pPr>
+      <w:r>
+        <w:rPr>
+          <w:rFonts w:asciiTheme="minorEastAsia" w:hAnsiTheme="minorEastAsia"/>
+          <w:b/>
+          <w:bCs/>
+          <w:sz w:val="28"/>
+          <w:szCs w:val="28"/>
+        </w:rPr>
+        <w:t>模块整体架构</w:t>
+      </w:r>
+    </w:p>
+    <w:p>
+      <w:pPr>
+        <w:pStyle w:val="a7"/>
+        <w:numPr>
+          <w:ilvl w:val="2"/>
+          <w:numId w:val="25"/>
+        </w:numPr>
+        <w:ind w:firstLineChars="0"/>
+        <w:rPr>
+          <w:rStyle w:val="aa"/>
+          <w:rFonts w:asciiTheme="minorEastAsia" w:hAnsiTheme="minorEastAsia" w:hint="eastAsia"/>
+          <w:sz w:val="24"/>
+        </w:rPr>
+      </w:pPr>
+      <w:proofErr w:type="spellStart"/>
+      <w:r>
+        <w:rPr>
+          <w:rFonts w:asciiTheme="minorEastAsia" w:hAnsiTheme="minorEastAsia"/>
+          <w:b/>
+          <w:bCs/>
+          <w:sz w:val="24"/>
+        </w:rPr>
+        <w:t>SKRoot</w:t>
+      </w:r>
+      <w:proofErr w:type="spellEnd"/>
+      <w:r>
+        <w:rPr>
+          <w:rFonts w:asciiTheme="minorEastAsia" w:hAnsiTheme="minorEastAsia"/>
+          <w:b/>
+          <w:bCs/>
+          <w:sz w:val="24"/>
+        </w:rPr>
+        <w:t xml:space="preserve"> 模块本质上是一个运行于 Android 用户态（EL0） 的动态链接库。通过静态链接 </w:t>
+      </w:r>
+      <w:proofErr w:type="spellStart"/>
+      <w:r>
+        <w:rPr>
+          <w:rFonts w:asciiTheme="minorEastAsia" w:hAnsiTheme="minorEastAsia"/>
+          <w:b/>
+          <w:bCs/>
+          <w:color w:val="C00000"/>
+          <w:sz w:val="24"/>
+        </w:rPr>
+        <w:t>SKRoot</w:t>
+      </w:r>
+      <w:proofErr w:type="spellEnd"/>
+      <w:r>
+        <w:rPr>
+          <w:rFonts w:asciiTheme="minorEastAsia" w:hAnsiTheme="minorEastAsia"/>
+          <w:b/>
+          <w:bCs/>
+          <w:color w:val="C00000"/>
+          <w:sz w:val="24"/>
+        </w:rPr>
+        <w:t xml:space="preserve"> SDK</w:t>
+      </w:r>
+      <w:r>
+        <w:rPr>
+          <w:rFonts w:asciiTheme="minorEastAsia" w:hAnsiTheme="minorEastAsia"/>
+          <w:b/>
+          <w:bCs/>
+          <w:sz w:val="24"/>
+        </w:rPr>
+        <w:t>，能获得访问内核的接口，从而建立了一条用户态程序与内核态之间的交互通道</w:t>
       </w:r>
     </w:p>
     <w:p>
@@ -454,100 +583,249 @@
         <w:pStyle w:val="a7"/>
         <w:numPr>
           <w:ilvl w:val="1"/>
-          <w:numId w:val="5"/>
+          <w:numId w:val="25"/>
         </w:numPr>
         <w:ind w:firstLineChars="0"/>
         <w:rPr>
-          <w:rStyle w:val="aa"/>
-          <w:rFonts w:asciiTheme="minorEastAsia" w:hAnsiTheme="minorEastAsia" w:hint="eastAsia"/>
-          <w:sz w:val="28"/>
-          <w:szCs w:val="28"/>
-        </w:rPr>
-      </w:pPr>
-      <w:r>
-        <w:rPr>
-          <w:rStyle w:val="aa"/>
-          <w:rFonts w:asciiTheme="minorEastAsia" w:hAnsiTheme="minorEastAsia"/>
-          <w:sz w:val="28"/>
-          <w:szCs w:val="28"/>
-        </w:rPr>
-        <w:t>读写内核内存</w:t>
+          <w:rFonts w:asciiTheme="minorEastAsia" w:hAnsiTheme="minorEastAsia" w:hint="eastAsia"/>
+          <w:b/>
+          <w:bCs/>
+          <w:sz w:val="28"/>
+          <w:szCs w:val="28"/>
+        </w:rPr>
+      </w:pPr>
+      <w:r>
+        <w:rPr>
+          <w:rFonts w:asciiTheme="minorEastAsia" w:hAnsiTheme="minorEastAsia"/>
+          <w:b/>
+          <w:bCs/>
+          <w:sz w:val="28"/>
+          <w:szCs w:val="28"/>
+        </w:rPr>
+        <w:t>模块加载流程</w:t>
       </w:r>
     </w:p>
     <w:p>
       <w:pPr>
         <w:pStyle w:val="a7"/>
         <w:numPr>
-          <w:ilvl w:val="1"/>
-          <w:numId w:val="5"/>
+          <w:ilvl w:val="2"/>
+          <w:numId w:val="25"/>
         </w:numPr>
         <w:ind w:firstLineChars="0"/>
         <w:rPr>
-          <w:rStyle w:val="aa"/>
-          <w:rFonts w:asciiTheme="minorEastAsia" w:hAnsiTheme="minorEastAsia" w:hint="eastAsia"/>
-          <w:sz w:val="28"/>
-          <w:szCs w:val="28"/>
-        </w:rPr>
-      </w:pPr>
-      <w:r>
-        <w:rPr>
-          <w:rStyle w:val="aa"/>
-          <w:rFonts w:asciiTheme="minorEastAsia" w:hAnsiTheme="minorEastAsia"/>
-          <w:sz w:val="28"/>
-          <w:szCs w:val="28"/>
-        </w:rPr>
-        <w:t>执行</w:t>
-      </w:r>
-      <w:r>
-        <w:rPr>
-          <w:rStyle w:val="aa"/>
-          <w:rFonts w:asciiTheme="minorEastAsia" w:hAnsiTheme="minorEastAsia"/>
-          <w:sz w:val="28"/>
-          <w:szCs w:val="28"/>
-        </w:rPr>
-        <w:t>内核态</w:t>
-      </w:r>
-      <w:r>
-        <w:rPr>
-          <w:rStyle w:val="aa"/>
-          <w:rFonts w:asciiTheme="minorEastAsia" w:hAnsiTheme="minorEastAsia"/>
-          <w:sz w:val="28"/>
-          <w:szCs w:val="28"/>
-        </w:rPr>
-        <w:t>代码</w:t>
+          <w:rFonts w:asciiTheme="minorEastAsia" w:hAnsiTheme="minorEastAsia" w:hint="eastAsia"/>
+          <w:b/>
+          <w:bCs/>
+          <w:sz w:val="28"/>
+          <w:szCs w:val="28"/>
+        </w:rPr>
+      </w:pPr>
+      <w:proofErr w:type="spellStart"/>
+      <w:r>
+        <w:rPr>
+          <w:rFonts w:asciiTheme="minorEastAsia" w:hAnsiTheme="minorEastAsia"/>
+          <w:b/>
+          <w:bCs/>
+          <w:sz w:val="28"/>
+          <w:szCs w:val="28"/>
+        </w:rPr>
+        <w:t>SKRoot</w:t>
+      </w:r>
+      <w:proofErr w:type="spellEnd"/>
+      <w:r>
+        <w:rPr>
+          <w:rFonts w:asciiTheme="minorEastAsia" w:hAnsiTheme="minorEastAsia"/>
+          <w:b/>
+          <w:bCs/>
+          <w:sz w:val="28"/>
+          <w:szCs w:val="28"/>
+        </w:rPr>
+        <w:t xml:space="preserve"> 模块以 Android JNI </w:t>
+      </w:r>
+      <w:r>
+        <w:rPr>
+          <w:rFonts w:asciiTheme="minorEastAsia" w:hAnsiTheme="minorEastAsia"/>
+          <w:b/>
+          <w:bCs/>
+          <w:color w:val="C00000"/>
+          <w:sz w:val="28"/>
+          <w:szCs w:val="28"/>
+        </w:rPr>
+        <w:t>.so</w:t>
+      </w:r>
+      <w:r>
+        <w:rPr>
+          <w:rFonts w:asciiTheme="minorEastAsia" w:hAnsiTheme="minorEastAsia"/>
+          <w:b/>
+          <w:bCs/>
+          <w:sz w:val="28"/>
+          <w:szCs w:val="28"/>
+        </w:rPr>
+        <w:t xml:space="preserve"> 动态库形式存在</w:t>
+      </w:r>
+      <w:r>
+        <w:rPr>
+          <w:rFonts w:asciiTheme="minorEastAsia" w:hAnsiTheme="minorEastAsia" w:hint="eastAsia"/>
+          <w:b/>
+          <w:bCs/>
+          <w:sz w:val="28"/>
+          <w:szCs w:val="28"/>
+        </w:rPr>
+        <w:t>，</w:t>
+      </w:r>
+      <w:r>
+        <w:rPr>
+          <w:rFonts w:asciiTheme="minorEastAsia" w:hAnsiTheme="minorEastAsia"/>
+          <w:b/>
+          <w:bCs/>
+          <w:sz w:val="28"/>
+          <w:szCs w:val="28"/>
+        </w:rPr>
+        <w:t>由</w:t>
+      </w:r>
+      <w:r>
+        <w:rPr>
+          <w:rFonts w:asciiTheme="minorEastAsia" w:hAnsiTheme="minorEastAsia"/>
+          <w:b/>
+          <w:bCs/>
+          <w:color w:val="C00000"/>
+          <w:sz w:val="28"/>
+          <w:szCs w:val="28"/>
+        </w:rPr>
+        <w:t>Root 权限进程</w:t>
+      </w:r>
+      <w:r>
+        <w:rPr>
+          <w:rFonts w:asciiTheme="minorEastAsia" w:hAnsiTheme="minorEastAsia"/>
+          <w:b/>
+          <w:bCs/>
+          <w:sz w:val="28"/>
+          <w:szCs w:val="28"/>
+        </w:rPr>
+        <w:t>通过</w:t>
+      </w:r>
+      <w:proofErr w:type="spellStart"/>
+      <w:r>
+        <w:rPr>
+          <w:rFonts w:asciiTheme="minorEastAsia" w:hAnsiTheme="minorEastAsia"/>
+          <w:b/>
+          <w:bCs/>
+          <w:color w:val="C00000"/>
+          <w:sz w:val="28"/>
+          <w:szCs w:val="28"/>
+        </w:rPr>
+        <w:t>dlopen</w:t>
+      </w:r>
+      <w:proofErr w:type="spellEnd"/>
+      <w:r>
+        <w:rPr>
+          <w:rFonts w:asciiTheme="minorEastAsia" w:hAnsiTheme="minorEastAsia"/>
+          <w:b/>
+          <w:bCs/>
+          <w:color w:val="C00000"/>
+          <w:sz w:val="28"/>
+          <w:szCs w:val="28"/>
+        </w:rPr>
+        <w:t>()</w:t>
+      </w:r>
+      <w:r>
+        <w:rPr>
+          <w:rFonts w:asciiTheme="minorEastAsia" w:hAnsiTheme="minorEastAsia"/>
+          <w:b/>
+          <w:bCs/>
+          <w:sz w:val="28"/>
+          <w:szCs w:val="28"/>
+        </w:rPr>
+        <w:t xml:space="preserve"> </w:t>
+      </w:r>
+      <w:r>
+        <w:rPr>
+          <w:rFonts w:asciiTheme="minorEastAsia" w:hAnsiTheme="minorEastAsia"/>
+          <w:b/>
+          <w:bCs/>
+          <w:sz w:val="28"/>
+          <w:szCs w:val="28"/>
+        </w:rPr>
+        <w:t>动态加载</w:t>
+      </w:r>
+      <w:r>
+        <w:rPr>
+          <w:rFonts w:asciiTheme="minorEastAsia" w:hAnsiTheme="minorEastAsia"/>
+          <w:b/>
+          <w:bCs/>
+          <w:sz w:val="28"/>
+          <w:szCs w:val="28"/>
+        </w:rPr>
+        <w:t>。</w:t>
       </w:r>
     </w:p>
     <w:p>
       <w:pPr>
         <w:pStyle w:val="a7"/>
         <w:numPr>
-          <w:ilvl w:val="1"/>
-          <w:numId w:val="5"/>
+          <w:ilvl w:val="3"/>
+          <w:numId w:val="25"/>
         </w:numPr>
         <w:ind w:firstLineChars="0"/>
         <w:rPr>
-          <w:rStyle w:val="aa"/>
-          <w:rFonts w:asciiTheme="minorEastAsia" w:hAnsiTheme="minorEastAsia" w:hint="eastAsia"/>
-          <w:sz w:val="28"/>
-          <w:szCs w:val="28"/>
-        </w:rPr>
-      </w:pPr>
-      <w:r>
-        <w:rPr>
-          <w:rStyle w:val="aa"/>
-          <w:rFonts w:asciiTheme="minorEastAsia" w:hAnsiTheme="minorEastAsia"/>
-          <w:sz w:val="28"/>
-          <w:szCs w:val="28"/>
-        </w:rPr>
-        <w:t>调用内核函数</w:t>
+          <w:rFonts w:asciiTheme="minorEastAsia" w:hAnsiTheme="minorEastAsia" w:hint="eastAsia"/>
+          <w:b/>
+          <w:bCs/>
+          <w:sz w:val="28"/>
+          <w:szCs w:val="28"/>
+        </w:rPr>
+      </w:pPr>
+      <w:r>
+        <w:rPr>
+          <w:rFonts w:asciiTheme="minorEastAsia" w:hAnsiTheme="minorEastAsia"/>
+          <w:b/>
+          <w:bCs/>
+          <w:color w:val="C00000"/>
+          <w:sz w:val="28"/>
+          <w:szCs w:val="28"/>
+        </w:rPr>
+        <w:lastRenderedPageBreak/>
+        <w:t>开机自启动方式</w:t>
+      </w:r>
+      <w:r>
+        <w:rPr>
+          <w:rFonts w:asciiTheme="minorEastAsia" w:hAnsiTheme="minorEastAsia" w:hint="eastAsia"/>
+          <w:b/>
+          <w:bCs/>
+          <w:color w:val="C00000"/>
+          <w:sz w:val="28"/>
+          <w:szCs w:val="28"/>
+        </w:rPr>
+        <w:t>：</w:t>
+      </w:r>
+      <w:r>
+        <w:rPr>
+          <w:rFonts w:asciiTheme="minorEastAsia" w:hAnsiTheme="minorEastAsia"/>
+          <w:b/>
+          <w:bCs/>
+          <w:sz w:val="28"/>
+          <w:szCs w:val="28"/>
+        </w:rPr>
+        <w:t>模块会在系统启动早期阶段，在 zygote64 启动前完成加载</w:t>
+      </w:r>
+      <w:r>
+        <w:rPr>
+          <w:rFonts w:asciiTheme="minorEastAsia" w:hAnsiTheme="minorEastAsia"/>
+          <w:b/>
+          <w:bCs/>
+          <w:sz w:val="28"/>
+          <w:szCs w:val="28"/>
+        </w:rPr>
+        <w:t>。</w:t>
       </w:r>
     </w:p>
     <w:p>
       <w:pPr>
         <w:pStyle w:val="a7"/>
         <w:numPr>
-          <w:ilvl w:val="1"/>
-          <w:numId w:val="5"/>
+          <w:ilvl w:val="3"/>
+          <w:numId w:val="25"/>
         </w:numPr>
         <w:ind w:firstLineChars="0"/>
         <w:rPr>
@@ -560,12 +838,146 @@
       </w:pPr>
       <w:r>
         <w:rPr>
-          <w:rStyle w:val="aa"/>
-          <w:rFonts w:asciiTheme="minorEastAsia" w:hAnsiTheme="minorEastAsia"/>
-          <w:sz w:val="28"/>
-          <w:szCs w:val="28"/>
-        </w:rPr>
-        <w:t>安装内核Hook</w:t>
+          <w:rFonts w:asciiTheme="minorEastAsia" w:hAnsiTheme="minorEastAsia"/>
+          <w:b/>
+          <w:bCs/>
+          <w:color w:val="C00000"/>
+          <w:sz w:val="28"/>
+          <w:szCs w:val="28"/>
+        </w:rPr>
+        <w:t>现场</w:t>
+      </w:r>
+      <w:r>
+        <w:rPr>
+          <w:rFonts w:asciiTheme="minorEastAsia" w:hAnsiTheme="minorEastAsia" w:hint="eastAsia"/>
+          <w:b/>
+          <w:bCs/>
+          <w:color w:val="C00000"/>
+          <w:sz w:val="28"/>
+          <w:szCs w:val="28"/>
+        </w:rPr>
+        <w:t>漏洞提权</w:t>
+      </w:r>
+      <w:r>
+        <w:rPr>
+          <w:rFonts w:asciiTheme="minorEastAsia" w:hAnsiTheme="minorEastAsia"/>
+          <w:b/>
+          <w:bCs/>
+          <w:color w:val="C00000"/>
+          <w:sz w:val="28"/>
+          <w:szCs w:val="28"/>
+        </w:rPr>
+        <w:t>方式</w:t>
+      </w:r>
+      <w:r>
+        <w:rPr>
+          <w:rFonts w:asciiTheme="minorEastAsia" w:hAnsiTheme="minorEastAsia" w:hint="eastAsia"/>
+          <w:b/>
+          <w:bCs/>
+          <w:color w:val="C00000"/>
+          <w:sz w:val="28"/>
+          <w:szCs w:val="28"/>
+        </w:rPr>
+        <w:t>：</w:t>
+      </w:r>
+      <w:r>
+        <w:rPr>
+          <w:rFonts w:asciiTheme="minorEastAsia" w:hAnsiTheme="minorEastAsia"/>
+          <w:b/>
+          <w:bCs/>
+          <w:sz w:val="28"/>
+          <w:szCs w:val="28"/>
+        </w:rPr>
+        <w:t>系统启动完成后，通过 CVE 漏洞等方式在运行环境中获取 Root 权限，并在获得权限后</w:t>
+      </w:r>
+      <w:r>
+        <w:rPr>
+          <w:rFonts w:asciiTheme="minorEastAsia" w:hAnsiTheme="minorEastAsia" w:hint="eastAsia"/>
+          <w:b/>
+          <w:bCs/>
+          <w:sz w:val="28"/>
+          <w:szCs w:val="28"/>
+        </w:rPr>
+        <w:t>开始</w:t>
+      </w:r>
+      <w:r>
+        <w:rPr>
+          <w:rFonts w:asciiTheme="minorEastAsia" w:hAnsiTheme="minorEastAsia"/>
+          <w:b/>
+          <w:bCs/>
+          <w:sz w:val="28"/>
+          <w:szCs w:val="28"/>
+        </w:rPr>
+        <w:t>加载模块</w:t>
+      </w:r>
+      <w:r>
+        <w:rPr>
+          <w:rFonts w:asciiTheme="minorEastAsia" w:hAnsiTheme="minorEastAsia"/>
+          <w:b/>
+          <w:bCs/>
+          <w:sz w:val="28"/>
+          <w:szCs w:val="28"/>
+        </w:rPr>
+        <w:t>。</w:t>
+      </w:r>
+    </w:p>
+    <w:p>
+      <w:pPr>
+        <w:pStyle w:val="a7"/>
+        <w:numPr>
+          <w:ilvl w:val="2"/>
+          <w:numId w:val="25"/>
+        </w:numPr>
+        <w:ind w:firstLineChars="0"/>
+        <w:rPr>
+          <w:rFonts w:asciiTheme="minorEastAsia" w:hAnsiTheme="minorEastAsia" w:hint="eastAsia"/>
+          <w:b/>
+          <w:bCs/>
+          <w:sz w:val="28"/>
+          <w:szCs w:val="28"/>
+        </w:rPr>
+      </w:pPr>
+      <w:r>
+        <w:rPr>
+          <w:rFonts w:eastAsiaTheme="minorHAnsi"/>
+          <w:b/>
+          <w:bCs/>
+          <w:sz w:val="28"/>
+          <w:szCs w:val="28"/>
+        </w:rPr>
+        <w:t>加载完成后，</w:t>
+      </w:r>
+      <w:proofErr w:type="spellStart"/>
+      <w:r>
+        <w:rPr>
+          <w:rFonts w:eastAsiaTheme="minorHAnsi"/>
+          <w:b/>
+          <w:bCs/>
+          <w:sz w:val="28"/>
+          <w:szCs w:val="28"/>
+        </w:rPr>
+        <w:t>SKRoot</w:t>
+      </w:r>
+      <w:proofErr w:type="spellEnd"/>
+      <w:r>
+        <w:rPr>
+          <w:rFonts w:eastAsiaTheme="minorHAnsi"/>
+          <w:b/>
+          <w:bCs/>
+          <w:sz w:val="28"/>
+          <w:szCs w:val="28"/>
+        </w:rPr>
+        <w:t xml:space="preserve"> 模块仍然运行于 Android 用户态（EL0），其执行环境与普通用户态动态库类似</w:t>
+      </w:r>
+      <w:r>
+        <w:rPr>
+          <w:rFonts w:asciiTheme="minorEastAsia" w:hAnsiTheme="minorEastAsia" w:hint="eastAsia"/>
+          <w:b/>
+          <w:bCs/>
+          <w:sz w:val="28"/>
+          <w:szCs w:val="28"/>
+        </w:rPr>
+        <w:t>。</w:t>
       </w:r>
     </w:p>
     <w:p>
@@ -586,13 +998,13 @@
       </w:pPr>
       <w:r>
         <w:rPr>
-          <w:rFonts w:ascii="微软雅黑" w:eastAsia="微软雅黑" w:hAnsi="微软雅黑"/>
+          <w:rFonts w:ascii="微软雅黑" w:eastAsia="微软雅黑" w:hAnsi="微软雅黑" w:hint="eastAsia"/>
           <w:b/>
           <w:bCs/>
           <w:sz w:val="30"/>
           <w:szCs w:val="30"/>
         </w:rPr>
-        <w:t>内核偏移与跨内核适配</w:t>
+        <w:t>基础能力</w:t>
       </w:r>
     </w:p>
     <w:p>
@@ -600,7 +1012,7 @@
         <w:pStyle w:val="a7"/>
         <w:numPr>
           <w:ilvl w:val="1"/>
-          <w:numId w:val="6"/>
+          <w:numId w:val="17"/>
         </w:numPr>
         <w:ind w:firstLineChars="0"/>
         <w:rPr>
@@ -613,35 +1025,20 @@
       <w:r>
         <w:rPr>
           <w:rStyle w:val="aa"/>
-          <w:sz w:val="28"/>
-          <w:szCs w:val="32"/>
-        </w:rPr>
-        <w:t>跨内核偏移</w:t>
-      </w:r>
-      <w:r>
-        <w:rPr>
-          <w:rStyle w:val="aa"/>
-          <w:sz w:val="28"/>
-          <w:szCs w:val="32"/>
-        </w:rPr>
-        <w:t>获取</w:t>
-      </w:r>
-      <w:r>
-        <w:rPr>
-          <w:rStyle w:val="aa"/>
-          <w:sz w:val="28"/>
-          <w:szCs w:val="32"/>
-        </w:rPr>
-        <w:t>（包含结构体内偏移</w:t>
-      </w:r>
-      <w:r>
-        <w:rPr>
-          <w:rStyle w:val="aa"/>
-          <w:rFonts w:hint="eastAsia"/>
-          <w:sz w:val="28"/>
-          <w:szCs w:val="32"/>
-        </w:rPr>
-        <w:t>）</w:t>
+          <w:rFonts w:asciiTheme="minorEastAsia" w:hAnsiTheme="minorEastAsia" w:hint="eastAsia"/>
+          <w:sz w:val="28"/>
+          <w:szCs w:val="28"/>
+        </w:rPr>
+        <w:t>用户</w:t>
+      </w:r>
+      <w:r>
+        <w:rPr>
+          <w:rStyle w:val="aa"/>
+          <w:rFonts w:asciiTheme="minorEastAsia" w:hAnsiTheme="minorEastAsia"/>
+          <w:sz w:val="28"/>
+          <w:szCs w:val="28"/>
+        </w:rPr>
+        <w:t>层Root权限代码执行</w:t>
       </w:r>
     </w:p>
     <w:p>
@@ -649,7 +1046,7 @@
         <w:pStyle w:val="a7"/>
         <w:numPr>
           <w:ilvl w:val="1"/>
-          <w:numId w:val="6"/>
+          <w:numId w:val="17"/>
         </w:numPr>
         <w:ind w:firstLineChars="0"/>
         <w:rPr>
@@ -659,33 +1056,14 @@
           <w:szCs w:val="28"/>
         </w:rPr>
       </w:pPr>
-      <w:proofErr w:type="gramStart"/>
-      <w:r>
-        <w:rPr>
-          <w:rStyle w:val="aa"/>
-          <w:sz w:val="28"/>
-          <w:szCs w:val="32"/>
-        </w:rPr>
-        <w:lastRenderedPageBreak/>
-        <w:t>跨内核物理</w:t>
-      </w:r>
-      <w:proofErr w:type="gramEnd"/>
-      <w:r>
-        <w:rPr>
-          <w:rStyle w:val="aa"/>
-          <w:rFonts w:hint="eastAsia"/>
-          <w:sz w:val="28"/>
-          <w:szCs w:val="32"/>
-        </w:rPr>
-        <w:t>地址</w:t>
-      </w:r>
-      <w:r>
-        <w:rPr>
-          <w:rStyle w:val="aa"/>
-          <w:sz w:val="28"/>
-          <w:szCs w:val="32"/>
-        </w:rPr>
-        <w:t>计算</w:t>
+      <w:r>
+        <w:rPr>
+          <w:rStyle w:val="aa"/>
+          <w:rFonts w:asciiTheme="minorEastAsia" w:hAnsiTheme="minorEastAsia"/>
+          <w:sz w:val="28"/>
+          <w:szCs w:val="28"/>
+        </w:rPr>
+        <w:t>读写内核内存</w:t>
       </w:r>
     </w:p>
     <w:p>
@@ -693,7 +1071,7 @@
         <w:pStyle w:val="a7"/>
         <w:numPr>
           <w:ilvl w:val="1"/>
-          <w:numId w:val="6"/>
+          <w:numId w:val="17"/>
         </w:numPr>
         <w:ind w:firstLineChars="0"/>
         <w:rPr>
@@ -703,35 +1081,83 @@
           <w:szCs w:val="28"/>
         </w:rPr>
       </w:pPr>
-      <w:proofErr w:type="gramStart"/>
-      <w:r>
-        <w:rPr>
-          <w:rStyle w:val="aa"/>
-          <w:sz w:val="28"/>
-          <w:szCs w:val="32"/>
-        </w:rPr>
-        <w:t>跨内核函数</w:t>
-      </w:r>
-      <w:proofErr w:type="gramEnd"/>
-      <w:r>
-        <w:rPr>
-          <w:rStyle w:val="aa"/>
-          <w:sz w:val="28"/>
-          <w:szCs w:val="32"/>
-        </w:rPr>
-        <w:t>调用</w:t>
+      <w:r>
+        <w:rPr>
+          <w:rStyle w:val="aa"/>
+          <w:rFonts w:asciiTheme="minorEastAsia" w:hAnsiTheme="minorEastAsia"/>
+          <w:sz w:val="28"/>
+          <w:szCs w:val="28"/>
+        </w:rPr>
+        <w:t>执行</w:t>
+      </w:r>
+      <w:r>
+        <w:rPr>
+          <w:rStyle w:val="aa"/>
+          <w:rFonts w:asciiTheme="minorEastAsia" w:hAnsiTheme="minorEastAsia"/>
+          <w:sz w:val="28"/>
+          <w:szCs w:val="28"/>
+        </w:rPr>
+        <w:t>内核态</w:t>
+      </w:r>
+      <w:r>
+        <w:rPr>
+          <w:rStyle w:val="aa"/>
+          <w:rFonts w:asciiTheme="minorEastAsia" w:hAnsiTheme="minorEastAsia"/>
+          <w:sz w:val="28"/>
+          <w:szCs w:val="28"/>
+        </w:rPr>
+        <w:t>代码</w:t>
       </w:r>
     </w:p>
     <w:p>
       <w:pPr>
-        <w:rPr>
-          <w:rFonts w:asciiTheme="minorEastAsia" w:hAnsiTheme="minorEastAsia" w:hint="eastAsia"/>
-          <w:b/>
-          <w:bCs/>
-          <w:sz w:val="28"/>
-          <w:szCs w:val="28"/>
-        </w:rPr>
-      </w:pPr>
+        <w:pStyle w:val="a7"/>
+        <w:numPr>
+          <w:ilvl w:val="1"/>
+          <w:numId w:val="17"/>
+        </w:numPr>
+        <w:ind w:firstLineChars="0"/>
+        <w:rPr>
+          <w:rStyle w:val="aa"/>
+          <w:rFonts w:asciiTheme="minorEastAsia" w:hAnsiTheme="minorEastAsia" w:hint="eastAsia"/>
+          <w:sz w:val="28"/>
+          <w:szCs w:val="28"/>
+        </w:rPr>
+      </w:pPr>
+      <w:r>
+        <w:rPr>
+          <w:rStyle w:val="aa"/>
+          <w:rFonts w:asciiTheme="minorEastAsia" w:hAnsiTheme="minorEastAsia"/>
+          <w:sz w:val="28"/>
+          <w:szCs w:val="28"/>
+        </w:rPr>
+        <w:t>调用内核函数</w:t>
+      </w:r>
+    </w:p>
+    <w:p>
+      <w:pPr>
+        <w:pStyle w:val="a7"/>
+        <w:numPr>
+          <w:ilvl w:val="1"/>
+          <w:numId w:val="17"/>
+        </w:numPr>
+        <w:ind w:firstLineChars="0"/>
+        <w:rPr>
+          <w:rStyle w:val="aa"/>
+          <w:rFonts w:asciiTheme="minorEastAsia" w:hAnsiTheme="minorEastAsia" w:hint="eastAsia"/>
+          <w:sz w:val="28"/>
+          <w:szCs w:val="28"/>
+        </w:rPr>
+      </w:pPr>
+      <w:r>
+        <w:rPr>
+          <w:rStyle w:val="aa"/>
+          <w:rFonts w:asciiTheme="minorEastAsia" w:hAnsiTheme="minorEastAsia"/>
+          <w:sz w:val="28"/>
+          <w:szCs w:val="28"/>
+        </w:rPr>
+        <w:t>安装内核Hook</w:t>
+      </w:r>
     </w:p>
     <w:p>
       <w:pPr>
@@ -751,23 +1177,13 @@
       </w:pPr>
       <w:r>
         <w:rPr>
-          <w:rFonts w:ascii="微软雅黑" w:eastAsia="微软雅黑" w:hAnsi="微软雅黑" w:hint="eastAsia"/>
+          <w:rFonts w:ascii="微软雅黑" w:eastAsia="微软雅黑" w:hAnsi="微软雅黑"/>
           <w:b/>
           <w:bCs/>
           <w:sz w:val="30"/>
           <w:szCs w:val="30"/>
         </w:rPr>
-        <w:t>S</w:t>
-      </w:r>
-      <w:r>
-        <w:rPr>
-          <w:rFonts w:ascii="微软雅黑" w:eastAsia="微软雅黑" w:hAnsi="微软雅黑"/>
-          <w:b/>
-          <w:bCs/>
-          <w:sz w:val="30"/>
-          <w:szCs w:val="30"/>
-        </w:rPr>
-        <w:t>DK 头文件接口说明</w:t>
+        <w:t>内核偏移与跨内核适配</w:t>
       </w:r>
     </w:p>
     <w:p>
@@ -775,7 +1191,181 @@
         <w:pStyle w:val="a7"/>
         <w:numPr>
           <w:ilvl w:val="1"/>
-          <w:numId w:val="7"/>
+          <w:numId w:val="18"/>
+        </w:numPr>
+        <w:ind w:firstLineChars="0"/>
+        <w:rPr>
+          <w:rStyle w:val="aa"/>
+          <w:rFonts w:asciiTheme="minorEastAsia" w:hAnsiTheme="minorEastAsia" w:hint="eastAsia"/>
+          <w:sz w:val="28"/>
+          <w:szCs w:val="28"/>
+        </w:rPr>
+      </w:pPr>
+      <w:r>
+        <w:rPr>
+          <w:rStyle w:val="aa"/>
+          <w:sz w:val="28"/>
+          <w:szCs w:val="32"/>
+        </w:rPr>
+        <w:t>跨内核偏移</w:t>
+      </w:r>
+      <w:r>
+        <w:rPr>
+          <w:rStyle w:val="aa"/>
+          <w:sz w:val="28"/>
+          <w:szCs w:val="32"/>
+        </w:rPr>
+        <w:t>获取</w:t>
+      </w:r>
+      <w:r>
+        <w:rPr>
+          <w:rStyle w:val="aa"/>
+          <w:sz w:val="28"/>
+          <w:szCs w:val="32"/>
+        </w:rPr>
+        <w:t>（包含结构体内偏移</w:t>
+      </w:r>
+      <w:r>
+        <w:rPr>
+          <w:rStyle w:val="aa"/>
+          <w:rFonts w:hint="eastAsia"/>
+          <w:sz w:val="28"/>
+          <w:szCs w:val="32"/>
+        </w:rPr>
+        <w:t>）</w:t>
+      </w:r>
+    </w:p>
+    <w:p>
+      <w:pPr>
+        <w:pStyle w:val="a7"/>
+        <w:numPr>
+          <w:ilvl w:val="1"/>
+          <w:numId w:val="18"/>
+        </w:numPr>
+        <w:ind w:firstLineChars="0"/>
+        <w:rPr>
+          <w:rStyle w:val="aa"/>
+          <w:rFonts w:asciiTheme="minorEastAsia" w:hAnsiTheme="minorEastAsia" w:hint="eastAsia"/>
+          <w:sz w:val="28"/>
+          <w:szCs w:val="28"/>
+        </w:rPr>
+      </w:pPr>
+      <w:r>
+        <w:rPr>
+          <w:rStyle w:val="aa"/>
+          <w:sz w:val="28"/>
+          <w:szCs w:val="32"/>
+        </w:rPr>
+        <w:t>跨内核物理</w:t>
+      </w:r>
+      <w:r>
+        <w:rPr>
+          <w:rStyle w:val="aa"/>
+          <w:rFonts w:hint="eastAsia"/>
+          <w:sz w:val="28"/>
+          <w:szCs w:val="32"/>
+        </w:rPr>
+        <w:t>地址</w:t>
+      </w:r>
+      <w:r>
+        <w:rPr>
+          <w:rStyle w:val="aa"/>
+          <w:sz w:val="28"/>
+          <w:szCs w:val="32"/>
+        </w:rPr>
+        <w:t>计算</w:t>
+      </w:r>
+    </w:p>
+    <w:p>
+      <w:pPr>
+        <w:pStyle w:val="a7"/>
+        <w:numPr>
+          <w:ilvl w:val="1"/>
+          <w:numId w:val="18"/>
+        </w:numPr>
+        <w:ind w:firstLineChars="0"/>
+        <w:rPr>
+          <w:rStyle w:val="aa"/>
+          <w:rFonts w:asciiTheme="minorEastAsia" w:hAnsiTheme="minorEastAsia" w:hint="eastAsia"/>
+          <w:sz w:val="28"/>
+          <w:szCs w:val="28"/>
+        </w:rPr>
+      </w:pPr>
+      <w:r>
+        <w:rPr>
+          <w:rStyle w:val="aa"/>
+          <w:sz w:val="28"/>
+          <w:szCs w:val="32"/>
+        </w:rPr>
+        <w:t>跨内核函数调用</w:t>
+      </w:r>
+    </w:p>
+    <w:p>
+      <w:pPr>
+        <w:widowControl/>
+        <w:rPr>
+          <w:rFonts w:asciiTheme="minorEastAsia" w:hAnsiTheme="minorEastAsia" w:hint="eastAsia"/>
+          <w:b/>
+          <w:bCs/>
+          <w:sz w:val="28"/>
+          <w:szCs w:val="28"/>
+        </w:rPr>
+      </w:pPr>
+      <w:r>
+        <w:rPr>
+          <w:rFonts w:asciiTheme="minorEastAsia" w:hAnsiTheme="minorEastAsia" w:hint="eastAsia"/>
+          <w:b/>
+          <w:bCs/>
+          <w:sz w:val="28"/>
+          <w:szCs w:val="28"/>
+        </w:rPr>
+        <w:br w:type="page"/>
+      </w:r>
+    </w:p>
+    <w:p>
+      <w:pPr>
+        <w:pStyle w:val="a7"/>
+        <w:numPr>
+          <w:ilvl w:val="0"/>
+          <w:numId w:val="2"/>
+        </w:numPr>
+        <w:ind w:firstLineChars="0"/>
+        <w:rPr>
+          <w:rFonts w:ascii="微软雅黑" w:eastAsia="微软雅黑" w:hAnsi="微软雅黑" w:hint="eastAsia"/>
+          <w:b/>
+          <w:bCs/>
+          <w:sz w:val="30"/>
+          <w:szCs w:val="30"/>
+        </w:rPr>
+      </w:pPr>
+      <w:r>
+        <w:rPr>
+          <w:rFonts w:ascii="微软雅黑" w:eastAsia="微软雅黑" w:hAnsi="微软雅黑" w:hint="eastAsia"/>
+          <w:b/>
+          <w:bCs/>
+          <w:sz w:val="30"/>
+          <w:szCs w:val="30"/>
+        </w:rPr>
+        <w:lastRenderedPageBreak/>
+        <w:t>S</w:t>
+      </w:r>
+      <w:r>
+        <w:rPr>
+          <w:rFonts w:ascii="微软雅黑" w:eastAsia="微软雅黑" w:hAnsi="微软雅黑"/>
+          <w:b/>
+          <w:bCs/>
+          <w:sz w:val="30"/>
+          <w:szCs w:val="30"/>
+        </w:rPr>
+        <w:t>DK 头文件接口说明</w:t>
+      </w:r>
+    </w:p>
+    <w:p>
+      <w:pPr>
+        <w:pStyle w:val="a7"/>
+        <w:numPr>
+          <w:ilvl w:val="1"/>
+          <w:numId w:val="19"/>
         </w:numPr>
         <w:ind w:firstLineChars="0"/>
         <w:rPr>
@@ -1503,6 +2093,94 @@
                 <w:sz w:val="24"/>
                 <w:szCs w:val="28"/>
               </w:rPr>
+              <w:t>module_base_kernel_btf_resolver.h</w:t>
+            </w:r>
+            <w:proofErr w:type="spellEnd"/>
+          </w:p>
+        </w:tc>
+        <w:tc>
+          <w:tcPr>
+            <w:tcW w:w="4326" w:type="dxa"/>
+          </w:tcPr>
+          <w:p>
+            <w:pPr>
+              <w:rPr>
+                <w:rFonts w:ascii="微软雅黑" w:eastAsia="微软雅黑" w:hAnsi="微软雅黑" w:hint="eastAsia"/>
+                <w:b/>
+                <w:bCs/>
+                <w:sz w:val="30"/>
+                <w:szCs w:val="30"/>
+              </w:rPr>
+            </w:pPr>
+            <w:r>
+              <w:rPr>
+                <w:rStyle w:val="aa"/>
+                <w:sz w:val="24"/>
+                <w:szCs w:val="28"/>
+              </w:rPr>
+              <w:t>内核 BTF 解析器</w:t>
+            </w:r>
+            <w:r>
+              <w:rPr>
+                <w:b/>
+                <w:bCs/>
+                <w:sz w:val="24"/>
+                <w:szCs w:val="28"/>
+              </w:rPr>
+              <w:t>（动态偏移补全）</w:t>
+            </w:r>
+          </w:p>
+        </w:tc>
+      </w:tr>
+      <w:tr>
+        <w:tc>
+          <w:tcPr>
+            <w:tcW w:w="915" w:type="dxa"/>
+          </w:tcPr>
+          <w:p>
+            <w:pPr>
+              <w:jc w:val="center"/>
+              <w:rPr>
+                <w:rFonts w:ascii="微软雅黑" w:eastAsia="微软雅黑" w:hAnsi="微软雅黑" w:hint="eastAsia"/>
+                <w:b/>
+                <w:bCs/>
+                <w:sz w:val="30"/>
+                <w:szCs w:val="30"/>
+              </w:rPr>
+            </w:pPr>
+            <w:r>
+              <w:rPr>
+                <w:rFonts w:ascii="微软雅黑" w:eastAsia="微软雅黑" w:hAnsi="微软雅黑" w:hint="eastAsia"/>
+                <w:b/>
+                <w:bCs/>
+                <w:sz w:val="30"/>
+                <w:szCs w:val="30"/>
+              </w:rPr>
+              <w:t>9</w:t>
+            </w:r>
+          </w:p>
+        </w:tc>
+        <w:tc>
+          <w:tcPr>
+            <w:tcW w:w="4365" w:type="dxa"/>
+          </w:tcPr>
+          <w:p>
+            <w:pPr>
+              <w:rPr>
+                <w:rFonts w:ascii="微软雅黑" w:eastAsia="微软雅黑" w:hAnsi="微软雅黑" w:hint="eastAsia"/>
+                <w:b/>
+                <w:bCs/>
+                <w:sz w:val="30"/>
+                <w:szCs w:val="30"/>
+              </w:rPr>
+            </w:pPr>
+            <w:proofErr w:type="spellStart"/>
+            <w:r>
+              <w:rPr>
+                <w:rStyle w:val="aa"/>
+                <w:sz w:val="24"/>
+                <w:szCs w:val="28"/>
+              </w:rPr>
               <w:t>module_base_disk_storage.h</w:t>
             </w:r>
             <w:proofErr w:type="spellEnd"/>
@@ -1557,7 +2235,7 @@
                 <w:sz w:val="30"/>
                 <w:szCs w:val="30"/>
               </w:rPr>
-              <w:t>9</w:t>
+              <w:t>10</w:t>
             </w:r>
           </w:p>
         </w:tc>
@@ -1568,11 +2246,10 @@
           <w:p>
             <w:pPr>
               <w:rPr>
-                <w:rFonts w:ascii="微软雅黑" w:eastAsia="微软雅黑" w:hAnsi="微软雅黑" w:hint="eastAsia"/>
-                <w:b/>
-                <w:bCs/>
-                <w:sz w:val="30"/>
-                <w:szCs w:val="30"/>
+                <w:rStyle w:val="aa"/>
+                <w:rFonts w:hint="eastAsia"/>
+                <w:sz w:val="24"/>
+                <w:szCs w:val="28"/>
               </w:rPr>
             </w:pPr>
             <w:proofErr w:type="spellStart"/>
@@ -1594,11 +2271,10 @@
           <w:p>
             <w:pPr>
               <w:rPr>
-                <w:rFonts w:ascii="微软雅黑" w:eastAsia="微软雅黑" w:hAnsi="微软雅黑" w:hint="eastAsia"/>
-                <w:b/>
-                <w:bCs/>
-                <w:sz w:val="30"/>
-                <w:szCs w:val="30"/>
+                <w:rStyle w:val="aa"/>
+                <w:rFonts w:hint="eastAsia"/>
+                <w:sz w:val="24"/>
+                <w:szCs w:val="28"/>
               </w:rPr>
             </w:pPr>
             <w:r>
@@ -1637,7 +2313,17 @@
                 <w:sz w:val="30"/>
                 <w:szCs w:val="30"/>
               </w:rPr>
-              <w:t>10</w:t>
+              <w:t>1</w:t>
+            </w:r>
+            <w:r>
+              <w:rPr>
+                <w:rFonts w:ascii="微软雅黑" w:eastAsia="微软雅黑" w:hAnsi="微软雅黑" w:hint="eastAsia"/>
+                <w:b/>
+                <w:bCs/>
+                <w:sz w:val="30"/>
+                <w:szCs w:val="30"/>
+              </w:rPr>
+              <w:t>1</w:t>
             </w:r>
           </w:p>
         </w:tc>
@@ -1686,19 +2372,8 @@
                 <w:sz w:val="24"/>
                 <w:szCs w:val="28"/>
               </w:rPr>
-              <w:t>模块Web管理</w:t>
+              <w:t>模块Web管理页面基类</w:t>
             </w:r>
-            <w:proofErr w:type="gramStart"/>
-            <w:r>
-              <w:rPr>
-                <w:rStyle w:val="aa"/>
-                <w:rFonts w:hint="eastAsia"/>
-                <w:sz w:val="24"/>
-                <w:szCs w:val="28"/>
-              </w:rPr>
-              <w:t>页面基类</w:t>
-            </w:r>
-            <w:proofErr w:type="gramEnd"/>
           </w:p>
         </w:tc>
       </w:tr>
@@ -1726,7 +2401,17 @@
                 <w:sz w:val="30"/>
                 <w:szCs w:val="30"/>
               </w:rPr>
-              <w:t>11</w:t>
+              <w:t>1</w:t>
+            </w:r>
+            <w:r>
+              <w:rPr>
+                <w:rFonts w:ascii="微软雅黑" w:eastAsia="微软雅黑" w:hAnsi="微软雅黑" w:hint="eastAsia"/>
+                <w:b/>
+                <w:bCs/>
+                <w:sz w:val="30"/>
+                <w:szCs w:val="30"/>
+              </w:rPr>
+              <w:t>2</w:t>
             </w:r>
           </w:p>
         </w:tc>
@@ -1737,10 +2422,11 @@
           <w:p>
             <w:pPr>
               <w:rPr>
-                <w:rStyle w:val="aa"/>
-                <w:rFonts w:hint="eastAsia"/>
-                <w:sz w:val="24"/>
-                <w:szCs w:val="28"/>
+                <w:rFonts w:ascii="微软雅黑" w:eastAsia="微软雅黑" w:hAnsi="微软雅黑" w:hint="eastAsia"/>
+                <w:b/>
+                <w:bCs/>
+                <w:sz w:val="30"/>
+                <w:szCs w:val="30"/>
               </w:rPr>
             </w:pPr>
             <w:proofErr w:type="spellStart"/>
@@ -1762,10 +2448,11 @@
           <w:p>
             <w:pPr>
               <w:rPr>
-                <w:rStyle w:val="aa"/>
-                <w:rFonts w:hint="eastAsia"/>
-                <w:sz w:val="24"/>
-                <w:szCs w:val="28"/>
+                <w:rFonts w:ascii="微软雅黑" w:eastAsia="微软雅黑" w:hAnsi="微软雅黑" w:hint="eastAsia"/>
+                <w:b/>
+                <w:bCs/>
+                <w:sz w:val="30"/>
+                <w:szCs w:val="30"/>
               </w:rPr>
             </w:pPr>
             <w:r>
@@ -1814,7 +2501,7 @@
                 <w:sz w:val="30"/>
                 <w:szCs w:val="30"/>
               </w:rPr>
-              <w:t>2</w:t>
+              <w:t>3</w:t>
             </w:r>
           </w:p>
         </w:tc>
@@ -1825,11 +2512,9 @@
           <w:p>
             <w:pPr>
               <w:rPr>
-                <w:rFonts w:ascii="微软雅黑" w:eastAsia="微软雅黑" w:hAnsi="微软雅黑" w:hint="eastAsia"/>
-                <w:b/>
-                <w:bCs/>
-                <w:sz w:val="30"/>
-                <w:szCs w:val="30"/>
+                <w:rStyle w:val="aa"/>
+                <w:sz w:val="24"/>
+                <w:szCs w:val="28"/>
               </w:rPr>
             </w:pPr>
             <w:proofErr w:type="spellStart"/>
@@ -1851,11 +2536,10 @@
           <w:p>
             <w:pPr>
               <w:rPr>
-                <w:rFonts w:ascii="微软雅黑" w:eastAsia="微软雅黑" w:hAnsi="微软雅黑" w:hint="eastAsia"/>
-                <w:b/>
-                <w:bCs/>
-                <w:sz w:val="30"/>
-                <w:szCs w:val="30"/>
+                <w:rStyle w:val="aa"/>
+                <w:rFonts w:hint="eastAsia"/>
+                <w:sz w:val="24"/>
+                <w:szCs w:val="28"/>
               </w:rPr>
             </w:pPr>
             <w:r>
@@ -1888,7 +2572,7 @@
         <w:pStyle w:val="a7"/>
         <w:numPr>
           <w:ilvl w:val="1"/>
-          <w:numId w:val="7"/>
+          <w:numId w:val="19"/>
         </w:numPr>
         <w:ind w:firstLineChars="0"/>
         <w:rPr>
@@ -1950,6 +2634,7 @@
                 <w:sz w:val="24"/>
                 <w:szCs w:val="28"/>
               </w:rPr>
+              <w:lastRenderedPageBreak/>
               <w:t>子文件夹名称</w:t>
             </w:r>
           </w:p>
@@ -2660,7 +3345,25 @@
           <w:iCs/>
           <w:sz w:val="24"/>
         </w:rPr>
-        <w:t>*支持跨机型、跨内核（Linux3.10~6.12）</w:t>
+        <w:t>*支持跨机型、跨内核（Linux3.10~6.1</w:t>
+      </w:r>
+      <w:r>
+        <w:rPr>
+          <w:rFonts w:ascii="微软雅黑" w:eastAsia="微软雅黑" w:hAnsi="微软雅黑" w:hint="eastAsia"/>
+          <w:i/>
+          <w:iCs/>
+          <w:sz w:val="24"/>
+        </w:rPr>
+        <w:t>8</w:t>
+      </w:r>
+      <w:r>
+        <w:rPr>
+          <w:rFonts w:ascii="微软雅黑" w:eastAsia="微软雅黑" w:hAnsi="微软雅黑" w:hint="eastAsia"/>
+          <w:i/>
+          <w:iCs/>
+          <w:sz w:val="24"/>
+        </w:rPr>
+        <w:t>）</w:t>
       </w:r>
       <w:r>
         <w:rPr>
@@ -2735,12 +3438,13 @@
         <w:pStyle w:val="a7"/>
         <w:numPr>
           <w:ilvl w:val="1"/>
-          <w:numId w:val="10"/>
+          <w:numId w:val="20"/>
         </w:numPr>
         <w:ind w:firstLineChars="0"/>
         <w:rPr>
-          <w:rStyle w:val="aa"/>
-          <w:rFonts w:asciiTheme="minorEastAsia" w:hAnsiTheme="minorEastAsia" w:hint="eastAsia"/>
+          <w:rFonts w:asciiTheme="minorEastAsia" w:hAnsiTheme="minorEastAsia" w:hint="eastAsia"/>
+          <w:b/>
+          <w:bCs/>
           <w:sz w:val="28"/>
           <w:szCs w:val="28"/>
         </w:rPr>
@@ -2783,7 +3487,7 @@
         <w:pStyle w:val="a7"/>
         <w:numPr>
           <w:ilvl w:val="2"/>
-          <w:numId w:val="10"/>
+          <w:numId w:val="20"/>
         </w:numPr>
         <w:ind w:firstLineChars="0"/>
         <w:rPr>
@@ -2820,7 +3524,7 @@
         <w:widowControl/>
         <w:numPr>
           <w:ilvl w:val="2"/>
-          <w:numId w:val="10"/>
+          <w:numId w:val="20"/>
         </w:numPr>
         <w:ind w:firstLineChars="0"/>
         <w:rPr>
@@ -2884,7 +3588,7 @@
         <w:pStyle w:val="a7"/>
         <w:numPr>
           <w:ilvl w:val="1"/>
-          <w:numId w:val="10"/>
+          <w:numId w:val="20"/>
         </w:numPr>
         <w:ind w:firstLineChars="0"/>
         <w:rPr>
@@ -2973,7 +3677,7 @@
         <w:pStyle w:val="a7"/>
         <w:numPr>
           <w:ilvl w:val="1"/>
-          <w:numId w:val="10"/>
+          <w:numId w:val="20"/>
         </w:numPr>
         <w:ind w:firstLineChars="0"/>
         <w:rPr>
@@ -3063,7 +3767,7 @@
         <w:pStyle w:val="a7"/>
         <w:numPr>
           <w:ilvl w:val="1"/>
-          <w:numId w:val="10"/>
+          <w:numId w:val="20"/>
         </w:numPr>
         <w:ind w:firstLineChars="0"/>
         <w:rPr>
@@ -3080,27 +3784,7 @@
           <w:sz w:val="28"/>
           <w:szCs w:val="28"/>
         </w:rPr>
-        <w:t>安装/</w:t>
-      </w:r>
-      <w:proofErr w:type="gramStart"/>
-      <w:r>
-        <w:rPr>
-          <w:rStyle w:val="aa"/>
-          <w:rFonts w:asciiTheme="minorEastAsia" w:hAnsiTheme="minorEastAsia"/>
-          <w:sz w:val="28"/>
-          <w:szCs w:val="28"/>
-        </w:rPr>
-        <w:t>卸载回</w:t>
-      </w:r>
-      <w:proofErr w:type="gramEnd"/>
-      <w:r>
-        <w:rPr>
-          <w:rStyle w:val="aa"/>
-          <w:rFonts w:asciiTheme="minorEastAsia" w:hAnsiTheme="minorEastAsia"/>
-          <w:sz w:val="28"/>
-          <w:szCs w:val="28"/>
-        </w:rPr>
-        <w:t>调</w:t>
+        <w:t>安装/卸载回调</w:t>
       </w:r>
       <w:r>
         <w:rPr>
@@ -3180,7 +3864,7 @@
         <w:pStyle w:val="a7"/>
         <w:numPr>
           <w:ilvl w:val="1"/>
-          <w:numId w:val="10"/>
+          <w:numId w:val="20"/>
         </w:numPr>
         <w:ind w:firstLineChars="0"/>
         <w:rPr>
@@ -3277,7 +3961,7 @@
         <w:pStyle w:val="a7"/>
         <w:numPr>
           <w:ilvl w:val="1"/>
-          <w:numId w:val="10"/>
+          <w:numId w:val="20"/>
         </w:numPr>
         <w:ind w:firstLineChars="0"/>
         <w:rPr>
@@ -3379,6 +4063,7 @@
     </w:p>
     <w:p>
       <w:pPr>
+        <w:widowControl/>
         <w:rPr>
           <w:rFonts w:asciiTheme="minorEastAsia" w:hAnsiTheme="minorEastAsia" w:hint="eastAsia"/>
           <w:b/>
@@ -3386,6 +4071,15 @@
           <w:sz w:val="24"/>
         </w:rPr>
       </w:pPr>
+      <w:r>
+        <w:rPr>
+          <w:rFonts w:asciiTheme="minorEastAsia" w:hAnsiTheme="minorEastAsia" w:hint="eastAsia"/>
+          <w:b/>
+          <w:bCs/>
+          <w:sz w:val="24"/>
+        </w:rPr>
+        <w:br w:type="page"/>
+      </w:r>
     </w:p>
     <w:p>
       <w:pPr>
@@ -3411,6 +4105,7 @@
           <w:sz w:val="30"/>
           <w:szCs w:val="30"/>
         </w:rPr>
+        <w:lastRenderedPageBreak/>
         <w:t>编译环境。</w:t>
       </w:r>
     </w:p>
@@ -3419,7 +4114,7 @@
         <w:pStyle w:val="a7"/>
         <w:numPr>
           <w:ilvl w:val="1"/>
-          <w:numId w:val="12"/>
+          <w:numId w:val="21"/>
         </w:numPr>
         <w:ind w:firstLineChars="0"/>
         <w:rPr>
@@ -3471,7 +4166,7 @@
         <w:pStyle w:val="a7"/>
         <w:numPr>
           <w:ilvl w:val="1"/>
-          <w:numId w:val="12"/>
+          <w:numId w:val="21"/>
         </w:numPr>
         <w:ind w:firstLineChars="0"/>
         <w:rPr>
@@ -3496,7 +4191,7 @@
         <w:pStyle w:val="a7"/>
         <w:numPr>
           <w:ilvl w:val="2"/>
-          <w:numId w:val="12"/>
+          <w:numId w:val="21"/>
         </w:numPr>
         <w:ind w:firstLineChars="0"/>
         <w:rPr>
@@ -3511,7 +4206,6 @@
           <w:rFonts w:asciiTheme="minorEastAsia" w:hAnsiTheme="minorEastAsia" w:hint="eastAsia"/>
           <w:szCs w:val="22"/>
         </w:rPr>
-        <w:lastRenderedPageBreak/>
         <w:t>打开</w:t>
       </w:r>
       <w:proofErr w:type="spellStart"/>
@@ -3570,7 +4264,7 @@
         <w:pStyle w:val="a7"/>
         <w:numPr>
           <w:ilvl w:val="2"/>
-          <w:numId w:val="12"/>
+          <w:numId w:val="21"/>
         </w:numPr>
         <w:ind w:firstLineChars="0"/>
         <w:rPr>
@@ -3622,25 +4316,7 @@
           <w:noProof/>
           <w:szCs w:val="22"/>
         </w:rPr>
-        <w:t>回车</w:t>
-      </w:r>
-      <w:r>
-        <w:rPr>
-          <w:rStyle w:val="aa"/>
-          <w:rFonts w:asciiTheme="minorEastAsia" w:hAnsiTheme="minorEastAsia" w:hint="eastAsia"/>
-          <w:noProof/>
-          <w:szCs w:val="22"/>
-        </w:rPr>
-        <w:t>，即编译完成</w:t>
-      </w:r>
-      <w:r>
-        <w:rPr>
-          <w:rStyle w:val="aa"/>
-          <w:rFonts w:asciiTheme="minorEastAsia" w:hAnsiTheme="minorEastAsia" w:hint="eastAsia"/>
-          <w:noProof/>
-          <w:szCs w:val="22"/>
-        </w:rPr>
-        <w:t>。</w:t>
+        <w:t>回车，即编译完成。</w:t>
       </w:r>
     </w:p>
     <w:p>
@@ -3715,16 +4391,6 @@
     </w:p>
     <w:p>
       <w:pPr>
-        <w:rPr>
-          <w:rStyle w:val="aa"/>
-          <w:rFonts w:asciiTheme="minorEastAsia" w:hAnsiTheme="minorEastAsia" w:hint="eastAsia"/>
-          <w:sz w:val="28"/>
-          <w:szCs w:val="28"/>
-        </w:rPr>
-      </w:pPr>
-    </w:p>
-    <w:p>
-      <w:pPr>
         <w:pStyle w:val="a7"/>
         <w:numPr>
           <w:ilvl w:val="0"/>
@@ -3777,7 +4443,7 @@
         <w:pStyle w:val="a7"/>
         <w:numPr>
           <w:ilvl w:val="1"/>
-          <w:numId w:val="13"/>
+          <w:numId w:val="22"/>
         </w:numPr>
         <w:ind w:firstLineChars="0"/>
         <w:rPr>
@@ -3849,6 +4515,7 @@
         <w:rPr>
           <w:noProof/>
         </w:rPr>
+        <w:lastRenderedPageBreak/>
         <w:drawing>
           <wp:inline distT="0" distB="0" distL="0" distR="0" wp14:anchorId="39EC9F09" wp14:editId="323254E7">
             <wp:extent cx="5274310" cy="2280920"/>
@@ -3944,9 +4611,9 @@
           <w:sz w:val="30"/>
           <w:szCs w:val="30"/>
         </w:rPr>
-        <w:lastRenderedPageBreak/>
         <w:t>打包一个具有</w:t>
       </w:r>
+      <w:proofErr w:type="spellStart"/>
       <w:r>
         <w:rPr>
           <w:rFonts w:ascii="微软雅黑" w:eastAsia="微软雅黑" w:hAnsi="微软雅黑" w:hint="eastAsia"/>
@@ -3955,7 +4622,18 @@
           <w:sz w:val="30"/>
           <w:szCs w:val="30"/>
         </w:rPr>
-        <w:t>WebUI页面</w:t>
+        <w:t>WebUI</w:t>
+      </w:r>
+      <w:proofErr w:type="spellEnd"/>
+      <w:r>
+        <w:rPr>
+          <w:rFonts w:ascii="微软雅黑" w:eastAsia="微软雅黑" w:hAnsi="微软雅黑" w:hint="eastAsia"/>
+          <w:b/>
+          <w:bCs/>
+          <w:sz w:val="30"/>
+          <w:szCs w:val="30"/>
+        </w:rPr>
+        <w:t>页面</w:t>
       </w:r>
       <w:r>
         <w:rPr>
@@ -4005,7 +4683,7 @@
         <w:pStyle w:val="a7"/>
         <w:numPr>
           <w:ilvl w:val="1"/>
-          <w:numId w:val="14"/>
+          <w:numId w:val="23"/>
         </w:numPr>
         <w:ind w:firstLineChars="0"/>
         <w:rPr>
@@ -4233,7 +4911,7 @@
         <w:pStyle w:val="a7"/>
         <w:numPr>
           <w:ilvl w:val="1"/>
-          <w:numId w:val="14"/>
+          <w:numId w:val="23"/>
         </w:numPr>
         <w:ind w:firstLineChars="0"/>
         <w:rPr>
@@ -4289,6 +4967,7 @@
           <w:sz w:val="28"/>
           <w:szCs w:val="28"/>
         </w:rPr>
+        <w:lastRenderedPageBreak/>
         <w:t>SKROOT_MODULE_WEB_UI</w:t>
       </w:r>
       <w:r>
@@ -4424,7 +5103,6 @@
           <w:sz w:val="30"/>
           <w:szCs w:val="30"/>
         </w:rPr>
-        <w:lastRenderedPageBreak/>
         <w:t>打包一个附带</w:t>
       </w:r>
       <w:r>
@@ -4485,7 +5163,7 @@
         <w:pStyle w:val="a7"/>
         <w:numPr>
           <w:ilvl w:val="1"/>
-          <w:numId w:val="15"/>
+          <w:numId w:val="24"/>
         </w:numPr>
         <w:ind w:firstLineChars="0"/>
         <w:rPr>
@@ -4615,7 +5293,7 @@
         <w:pStyle w:val="a7"/>
         <w:numPr>
           <w:ilvl w:val="1"/>
-          <w:numId w:val="15"/>
+          <w:numId w:val="24"/>
         </w:numPr>
         <w:ind w:firstLineChars="0"/>
         <w:rPr>
@@ -4708,17 +5386,7 @@
           <w:sz w:val="28"/>
           <w:szCs w:val="28"/>
         </w:rPr>
-        <w:t>可</w:t>
-      </w:r>
-      <w:proofErr w:type="gramStart"/>
-      <w:r>
-        <w:rPr>
-          <w:rStyle w:val="aa"/>
-          <w:rFonts w:asciiTheme="minorEastAsia" w:hAnsiTheme="minorEastAsia"/>
-          <w:sz w:val="28"/>
-          <w:szCs w:val="28"/>
-        </w:rPr>
-        <w:t>访问此</w:t>
+        <w:t>可访问此</w:t>
       </w:r>
       <w:r>
         <w:rPr>
@@ -4729,7 +5397,6 @@
         </w:rPr>
         <w:t>资源</w:t>
       </w:r>
-      <w:proofErr w:type="gramEnd"/>
       <w:r>
         <w:rPr>
           <w:rStyle w:val="aa"/>
@@ -5076,6 +5743,232 @@
     </w:lvl>
   </w:abstractNum>
   <w:abstractNum w:abstractNumId="2" w15:restartNumberingAfterBreak="0">
+    <w:nsid w:val="1EA43609"/>
+    <w:multiLevelType w:val="multilevel"/>
+    <w:tmpl w:val="8FECC900"/>
+    <w:lvl w:ilvl="0">
+      <w:start w:val="5"/>
+      <w:numFmt w:val="decimal"/>
+      <w:lvlText w:val="%1"/>
+      <w:lvlJc w:val="left"/>
+      <w:pPr>
+        <w:ind w:left="383" w:hanging="383"/>
+      </w:pPr>
+      <w:rPr>
+        <w:rFonts w:hint="default"/>
+      </w:rPr>
+    </w:lvl>
+    <w:lvl w:ilvl="1">
+      <w:start w:val="1"/>
+      <w:numFmt w:val="decimal"/>
+      <w:lvlText w:val="%1.%2"/>
+      <w:lvlJc w:val="left"/>
+      <w:pPr>
+        <w:ind w:left="1140" w:hanging="720"/>
+      </w:pPr>
+      <w:rPr>
+        <w:rFonts w:hint="default"/>
+      </w:rPr>
+    </w:lvl>
+    <w:lvl w:ilvl="2">
+      <w:start w:val="1"/>
+      <w:numFmt w:val="decimal"/>
+      <w:lvlText w:val="%1.%2.%3"/>
+      <w:lvlJc w:val="left"/>
+      <w:pPr>
+        <w:ind w:left="1560" w:hanging="720"/>
+      </w:pPr>
+      <w:rPr>
+        <w:rFonts w:hint="default"/>
+      </w:rPr>
+    </w:lvl>
+    <w:lvl w:ilvl="3">
+      <w:start w:val="1"/>
+      <w:numFmt w:val="decimal"/>
+      <w:lvlText w:val="%1.%2.%3.%4"/>
+      <w:lvlJc w:val="left"/>
+      <w:pPr>
+        <w:ind w:left="2340" w:hanging="1080"/>
+      </w:pPr>
+      <w:rPr>
+        <w:rFonts w:hint="default"/>
+      </w:rPr>
+    </w:lvl>
+    <w:lvl w:ilvl="4">
+      <w:start w:val="1"/>
+      <w:numFmt w:val="decimal"/>
+      <w:lvlText w:val="%1.%2.%3.%4.%5"/>
+      <w:lvlJc w:val="left"/>
+      <w:pPr>
+        <w:ind w:left="3120" w:hanging="1440"/>
+      </w:pPr>
+      <w:rPr>
+        <w:rFonts w:hint="default"/>
+      </w:rPr>
+    </w:lvl>
+    <w:lvl w:ilvl="5">
+      <w:start w:val="1"/>
+      <w:numFmt w:val="decimal"/>
+      <w:lvlText w:val="%1.%2.%3.%4.%5.%6"/>
+      <w:lvlJc w:val="left"/>
+      <w:pPr>
+        <w:ind w:left="3540" w:hanging="1440"/>
+      </w:pPr>
+      <w:rPr>
+        <w:rFonts w:hint="default"/>
+      </w:rPr>
+    </w:lvl>
+    <w:lvl w:ilvl="6">
+      <w:start w:val="1"/>
+      <w:numFmt w:val="decimal"/>
+      <w:lvlText w:val="%1.%2.%3.%4.%5.%6.%7"/>
+      <w:lvlJc w:val="left"/>
+      <w:pPr>
+        <w:ind w:left="4320" w:hanging="1800"/>
+      </w:pPr>
+      <w:rPr>
+        <w:rFonts w:hint="default"/>
+      </w:rPr>
+    </w:lvl>
+    <w:lvl w:ilvl="7">
+      <w:start w:val="1"/>
+      <w:numFmt w:val="decimal"/>
+      <w:lvlText w:val="%1.%2.%3.%4.%5.%6.%7.%8"/>
+      <w:lvlJc w:val="left"/>
+      <w:pPr>
+        <w:ind w:left="4740" w:hanging="1800"/>
+      </w:pPr>
+      <w:rPr>
+        <w:rFonts w:hint="default"/>
+      </w:rPr>
+    </w:lvl>
+    <w:lvl w:ilvl="8">
+      <w:start w:val="1"/>
+      <w:numFmt w:val="decimal"/>
+      <w:lvlText w:val="%1.%2.%3.%4.%5.%6.%7.%8.%9"/>
+      <w:lvlJc w:val="left"/>
+      <w:pPr>
+        <w:ind w:left="5520" w:hanging="2160"/>
+      </w:pPr>
+      <w:rPr>
+        <w:rFonts w:hint="default"/>
+      </w:rPr>
+    </w:lvl>
+  </w:abstractNum>
+  <w:abstractNum w:abstractNumId="3" w15:restartNumberingAfterBreak="0">
+    <w:nsid w:val="208000CE"/>
+    <w:multiLevelType w:val="multilevel"/>
+    <w:tmpl w:val="07861E28"/>
+    <w:lvl w:ilvl="0">
+      <w:start w:val="6"/>
+      <w:numFmt w:val="decimal"/>
+      <w:lvlText w:val="%1"/>
+      <w:lvlJc w:val="left"/>
+      <w:pPr>
+        <w:ind w:left="383" w:hanging="383"/>
+      </w:pPr>
+      <w:rPr>
+        <w:rFonts w:hint="default"/>
+      </w:rPr>
+    </w:lvl>
+    <w:lvl w:ilvl="1">
+      <w:start w:val="1"/>
+      <w:numFmt w:val="decimal"/>
+      <w:lvlText w:val="%1.%2"/>
+      <w:lvlJc w:val="left"/>
+      <w:pPr>
+        <w:ind w:left="1140" w:hanging="720"/>
+      </w:pPr>
+      <w:rPr>
+        <w:rFonts w:hint="default"/>
+      </w:rPr>
+    </w:lvl>
+    <w:lvl w:ilvl="2">
+      <w:start w:val="1"/>
+      <w:numFmt w:val="decimal"/>
+      <w:lvlText w:val="%1.%2.%3"/>
+      <w:lvlJc w:val="left"/>
+      <w:pPr>
+        <w:ind w:left="1560" w:hanging="720"/>
+      </w:pPr>
+      <w:rPr>
+        <w:rFonts w:hint="default"/>
+      </w:rPr>
+    </w:lvl>
+    <w:lvl w:ilvl="3">
+      <w:start w:val="1"/>
+      <w:numFmt w:val="decimal"/>
+      <w:lvlText w:val="%1.%2.%3.%4"/>
+      <w:lvlJc w:val="left"/>
+      <w:pPr>
+        <w:ind w:left="2340" w:hanging="1080"/>
+      </w:pPr>
+      <w:rPr>
+        <w:rFonts w:hint="default"/>
+      </w:rPr>
+    </w:lvl>
+    <w:lvl w:ilvl="4">
+      <w:start w:val="1"/>
+      <w:numFmt w:val="decimal"/>
+      <w:lvlText w:val="%1.%2.%3.%4.%5"/>
+      <w:lvlJc w:val="left"/>
+      <w:pPr>
+        <w:ind w:left="3120" w:hanging="1440"/>
+      </w:pPr>
+      <w:rPr>
+        <w:rFonts w:hint="default"/>
+      </w:rPr>
+    </w:lvl>
+    <w:lvl w:ilvl="5">
+      <w:start w:val="1"/>
+      <w:numFmt w:val="decimal"/>
+      <w:lvlText w:val="%1.%2.%3.%4.%5.%6"/>
+      <w:lvlJc w:val="left"/>
+      <w:pPr>
+        <w:ind w:left="3540" w:hanging="1440"/>
+      </w:pPr>
+      <w:rPr>
+        <w:rFonts w:hint="default"/>
+      </w:rPr>
+    </w:lvl>
+    <w:lvl w:ilvl="6">
+      <w:start w:val="1"/>
+      <w:numFmt w:val="decimal"/>
+      <w:lvlText w:val="%1.%2.%3.%4.%5.%6.%7"/>
+      <w:lvlJc w:val="left"/>
+      <w:pPr>
+        <w:ind w:left="4320" w:hanging="1800"/>
+      </w:pPr>
+      <w:rPr>
+        <w:rFonts w:hint="default"/>
+      </w:rPr>
+    </w:lvl>
+    <w:lvl w:ilvl="7">
+      <w:start w:val="1"/>
+      <w:numFmt w:val="decimal"/>
+      <w:lvlText w:val="%1.%2.%3.%4.%5.%6.%7.%8"/>
+      <w:lvlJc w:val="left"/>
+      <w:pPr>
+        <w:ind w:left="4740" w:hanging="1800"/>
+      </w:pPr>
+      <w:rPr>
+        <w:rFonts w:hint="default"/>
+      </w:rPr>
+    </w:lvl>
+    <w:lvl w:ilvl="8">
+      <w:start w:val="1"/>
+      <w:numFmt w:val="decimal"/>
+      <w:lvlText w:val="%1.%2.%3.%4.%5.%6.%7.%8.%9"/>
+      <w:lvlJc w:val="left"/>
+      <w:pPr>
+        <w:ind w:left="5520" w:hanging="2160"/>
+      </w:pPr>
+      <w:rPr>
+        <w:rFonts w:hint="default"/>
+      </w:rPr>
+    </w:lvl>
+  </w:abstractNum>
+  <w:abstractNum w:abstractNumId="4" w15:restartNumberingAfterBreak="0">
     <w:nsid w:val="28AB55F5"/>
     <w:multiLevelType w:val="multilevel"/>
     <w:tmpl w:val="AA423EEE"/>
@@ -5188,7 +6081,233 @@
       </w:rPr>
     </w:lvl>
   </w:abstractNum>
-  <w:abstractNum w:abstractNumId="3" w15:restartNumberingAfterBreak="0">
+  <w:abstractNum w:abstractNumId="5" w15:restartNumberingAfterBreak="0">
+    <w:nsid w:val="2BA341DC"/>
+    <w:multiLevelType w:val="multilevel"/>
+    <w:tmpl w:val="C98443D8"/>
+    <w:lvl w:ilvl="0">
+      <w:start w:val="2"/>
+      <w:numFmt w:val="decimal"/>
+      <w:lvlText w:val="%1"/>
+      <w:lvlJc w:val="left"/>
+      <w:pPr>
+        <w:ind w:left="383" w:hanging="383"/>
+      </w:pPr>
+      <w:rPr>
+        <w:rFonts w:hint="default"/>
+      </w:rPr>
+    </w:lvl>
+    <w:lvl w:ilvl="1">
+      <w:start w:val="1"/>
+      <w:numFmt w:val="decimal"/>
+      <w:lvlText w:val="%1.%2"/>
+      <w:lvlJc w:val="left"/>
+      <w:pPr>
+        <w:ind w:left="1140" w:hanging="720"/>
+      </w:pPr>
+      <w:rPr>
+        <w:rFonts w:hint="default"/>
+      </w:rPr>
+    </w:lvl>
+    <w:lvl w:ilvl="2">
+      <w:start w:val="1"/>
+      <w:numFmt w:val="decimal"/>
+      <w:lvlText w:val="%1.%2.%3"/>
+      <w:lvlJc w:val="left"/>
+      <w:pPr>
+        <w:ind w:left="1560" w:hanging="720"/>
+      </w:pPr>
+      <w:rPr>
+        <w:rFonts w:hint="default"/>
+      </w:rPr>
+    </w:lvl>
+    <w:lvl w:ilvl="3">
+      <w:start w:val="1"/>
+      <w:numFmt w:val="bullet"/>
+      <w:lvlText w:val=""/>
+      <w:lvlJc w:val="left"/>
+      <w:pPr>
+        <w:ind w:left="1700" w:hanging="440"/>
+      </w:pPr>
+      <w:rPr>
+        <w:rFonts w:ascii="Wingdings" w:hAnsi="Wingdings" w:hint="default"/>
+      </w:rPr>
+    </w:lvl>
+    <w:lvl w:ilvl="4">
+      <w:start w:val="1"/>
+      <w:numFmt w:val="decimal"/>
+      <w:lvlText w:val="%1.%2.%3.%4.%5"/>
+      <w:lvlJc w:val="left"/>
+      <w:pPr>
+        <w:ind w:left="3120" w:hanging="1440"/>
+      </w:pPr>
+      <w:rPr>
+        <w:rFonts w:hint="default"/>
+      </w:rPr>
+    </w:lvl>
+    <w:lvl w:ilvl="5">
+      <w:start w:val="1"/>
+      <w:numFmt w:val="decimal"/>
+      <w:lvlText w:val="%1.%2.%3.%4.%5.%6"/>
+      <w:lvlJc w:val="left"/>
+      <w:pPr>
+        <w:ind w:left="3540" w:hanging="1440"/>
+      </w:pPr>
+      <w:rPr>
+        <w:rFonts w:hint="default"/>
+      </w:rPr>
+    </w:lvl>
+    <w:lvl w:ilvl="6">
+      <w:start w:val="1"/>
+      <w:numFmt w:val="decimal"/>
+      <w:lvlText w:val="%1.%2.%3.%4.%5.%6.%7"/>
+      <w:lvlJc w:val="left"/>
+      <w:pPr>
+        <w:ind w:left="4320" w:hanging="1800"/>
+      </w:pPr>
+      <w:rPr>
+        <w:rFonts w:hint="default"/>
+      </w:rPr>
+    </w:lvl>
+    <w:lvl w:ilvl="7">
+      <w:start w:val="1"/>
+      <w:numFmt w:val="decimal"/>
+      <w:lvlText w:val="%1.%2.%3.%4.%5.%6.%7.%8"/>
+      <w:lvlJc w:val="left"/>
+      <w:pPr>
+        <w:ind w:left="4740" w:hanging="1800"/>
+      </w:pPr>
+      <w:rPr>
+        <w:rFonts w:hint="default"/>
+      </w:rPr>
+    </w:lvl>
+    <w:lvl w:ilvl="8">
+      <w:start w:val="1"/>
+      <w:numFmt w:val="decimal"/>
+      <w:lvlText w:val="%1.%2.%3.%4.%5.%6.%7.%8.%9"/>
+      <w:lvlJc w:val="left"/>
+      <w:pPr>
+        <w:ind w:left="5520" w:hanging="2160"/>
+      </w:pPr>
+      <w:rPr>
+        <w:rFonts w:hint="default"/>
+      </w:rPr>
+    </w:lvl>
+  </w:abstractNum>
+  <w:abstractNum w:abstractNumId="6" w15:restartNumberingAfterBreak="0">
+    <w:nsid w:val="3106693D"/>
+    <w:multiLevelType w:val="multilevel"/>
+    <w:tmpl w:val="171AB4C8"/>
+    <w:lvl w:ilvl="0">
+      <w:start w:val="4"/>
+      <w:numFmt w:val="decimal"/>
+      <w:lvlText w:val="%1"/>
+      <w:lvlJc w:val="left"/>
+      <w:pPr>
+        <w:ind w:left="383" w:hanging="383"/>
+      </w:pPr>
+      <w:rPr>
+        <w:rFonts w:asciiTheme="minorHAnsi" w:hAnsiTheme="minorHAnsi" w:hint="default"/>
+      </w:rPr>
+    </w:lvl>
+    <w:lvl w:ilvl="1">
+      <w:start w:val="1"/>
+      <w:numFmt w:val="decimal"/>
+      <w:lvlText w:val="%1.%2"/>
+      <w:lvlJc w:val="left"/>
+      <w:pPr>
+        <w:ind w:left="1140" w:hanging="720"/>
+      </w:pPr>
+      <w:rPr>
+        <w:rFonts w:asciiTheme="minorHAnsi" w:hAnsiTheme="minorHAnsi" w:hint="default"/>
+      </w:rPr>
+    </w:lvl>
+    <w:lvl w:ilvl="2">
+      <w:start w:val="1"/>
+      <w:numFmt w:val="decimal"/>
+      <w:lvlText w:val="%1.%2.%3"/>
+      <w:lvlJc w:val="left"/>
+      <w:pPr>
+        <w:ind w:left="1560" w:hanging="720"/>
+      </w:pPr>
+      <w:rPr>
+        <w:rFonts w:asciiTheme="minorHAnsi" w:hAnsiTheme="minorHAnsi" w:hint="default"/>
+      </w:rPr>
+    </w:lvl>
+    <w:lvl w:ilvl="3">
+      <w:start w:val="1"/>
+      <w:numFmt w:val="decimal"/>
+      <w:lvlText w:val="%1.%2.%3.%4"/>
+      <w:lvlJc w:val="left"/>
+      <w:pPr>
+        <w:ind w:left="2340" w:hanging="1080"/>
+      </w:pPr>
+      <w:rPr>
+        <w:rFonts w:asciiTheme="minorHAnsi" w:hAnsiTheme="minorHAnsi" w:hint="default"/>
+      </w:rPr>
+    </w:lvl>
+    <w:lvl w:ilvl="4">
+      <w:start w:val="1"/>
+      <w:numFmt w:val="decimal"/>
+      <w:lvlText w:val="%1.%2.%3.%4.%5"/>
+      <w:lvlJc w:val="left"/>
+      <w:pPr>
+        <w:ind w:left="3120" w:hanging="1440"/>
+      </w:pPr>
+      <w:rPr>
+        <w:rFonts w:asciiTheme="minorHAnsi" w:hAnsiTheme="minorHAnsi" w:hint="default"/>
+      </w:rPr>
+    </w:lvl>
+    <w:lvl w:ilvl="5">
+      <w:start w:val="1"/>
+      <w:numFmt w:val="decimal"/>
+      <w:lvlText w:val="%1.%2.%3.%4.%5.%6"/>
+      <w:lvlJc w:val="left"/>
+      <w:pPr>
+        <w:ind w:left="3540" w:hanging="1440"/>
+      </w:pPr>
+      <w:rPr>
+        <w:rFonts w:asciiTheme="minorHAnsi" w:hAnsiTheme="minorHAnsi" w:hint="default"/>
+      </w:rPr>
+    </w:lvl>
+    <w:lvl w:ilvl="6">
+      <w:start w:val="1"/>
+      <w:numFmt w:val="decimal"/>
+      <w:lvlText w:val="%1.%2.%3.%4.%5.%6.%7"/>
+      <w:lvlJc w:val="left"/>
+      <w:pPr>
+        <w:ind w:left="4320" w:hanging="1800"/>
+      </w:pPr>
+      <w:rPr>
+        <w:rFonts w:asciiTheme="minorHAnsi" w:hAnsiTheme="minorHAnsi" w:hint="default"/>
+      </w:rPr>
+    </w:lvl>
+    <w:lvl w:ilvl="7">
+      <w:start w:val="1"/>
+      <w:numFmt w:val="decimal"/>
+      <w:lvlText w:val="%1.%2.%3.%4.%5.%6.%7.%8"/>
+      <w:lvlJc w:val="left"/>
+      <w:pPr>
+        <w:ind w:left="4740" w:hanging="1800"/>
+      </w:pPr>
+      <w:rPr>
+        <w:rFonts w:asciiTheme="minorHAnsi" w:hAnsiTheme="minorHAnsi" w:hint="default"/>
+      </w:rPr>
+    </w:lvl>
+    <w:lvl w:ilvl="8">
+      <w:start w:val="1"/>
+      <w:numFmt w:val="decimal"/>
+      <w:lvlText w:val="%1.%2.%3.%4.%5.%6.%7.%8.%9"/>
+      <w:lvlJc w:val="left"/>
+      <w:pPr>
+        <w:ind w:left="5520" w:hanging="2160"/>
+      </w:pPr>
+      <w:rPr>
+        <w:rFonts w:asciiTheme="minorHAnsi" w:hAnsiTheme="minorHAnsi" w:hint="default"/>
+      </w:rPr>
+    </w:lvl>
+  </w:abstractNum>
+  <w:abstractNum w:abstractNumId="7" w15:restartNumberingAfterBreak="0">
     <w:nsid w:val="315C4431"/>
     <w:multiLevelType w:val="multilevel"/>
     <w:tmpl w:val="FF200238"/>
@@ -5301,7 +6420,7 @@
       </w:pPr>
     </w:lvl>
   </w:abstractNum>
-  <w:abstractNum w:abstractNumId="4" w15:restartNumberingAfterBreak="0">
+  <w:abstractNum w:abstractNumId="8" w15:restartNumberingAfterBreak="0">
     <w:nsid w:val="3385355A"/>
     <w:multiLevelType w:val="multilevel"/>
     <w:tmpl w:val="1E0E7DD6"/>
@@ -5414,7 +6533,7 @@
       </w:rPr>
     </w:lvl>
   </w:abstractNum>
-  <w:abstractNum w:abstractNumId="5" w15:restartNumberingAfterBreak="0">
+  <w:abstractNum w:abstractNumId="9" w15:restartNumberingAfterBreak="0">
     <w:nsid w:val="357D28EA"/>
     <w:multiLevelType w:val="multilevel"/>
     <w:tmpl w:val="B32AF5DE"/>
@@ -5527,7 +6646,7 @@
       </w:rPr>
     </w:lvl>
   </w:abstractNum>
-  <w:abstractNum w:abstractNumId="6" w15:restartNumberingAfterBreak="0">
+  <w:abstractNum w:abstractNumId="10" w15:restartNumberingAfterBreak="0">
     <w:nsid w:val="3979279E"/>
     <w:multiLevelType w:val="multilevel"/>
     <w:tmpl w:val="285E00C6"/>
@@ -5640,7 +6759,7 @@
       </w:rPr>
     </w:lvl>
   </w:abstractNum>
-  <w:abstractNum w:abstractNumId="7" w15:restartNumberingAfterBreak="0">
+  <w:abstractNum w:abstractNumId="11" w15:restartNumberingAfterBreak="0">
     <w:nsid w:val="3FD16E77"/>
     <w:multiLevelType w:val="multilevel"/>
     <w:tmpl w:val="59905C98"/>
@@ -5753,7 +6872,120 @@
       </w:rPr>
     </w:lvl>
   </w:abstractNum>
-  <w:abstractNum w:abstractNumId="8" w15:restartNumberingAfterBreak="0">
+  <w:abstractNum w:abstractNumId="12" w15:restartNumberingAfterBreak="0">
+    <w:nsid w:val="4EA84CD6"/>
+    <w:multiLevelType w:val="multilevel"/>
+    <w:tmpl w:val="C15EC738"/>
+    <w:lvl w:ilvl="0">
+      <w:start w:val="3"/>
+      <w:numFmt w:val="decimal"/>
+      <w:lvlText w:val="%1"/>
+      <w:lvlJc w:val="left"/>
+      <w:pPr>
+        <w:ind w:left="383" w:hanging="383"/>
+      </w:pPr>
+      <w:rPr>
+        <w:rFonts w:hint="default"/>
+      </w:rPr>
+    </w:lvl>
+    <w:lvl w:ilvl="1">
+      <w:start w:val="1"/>
+      <w:numFmt w:val="decimal"/>
+      <w:lvlText w:val="%1.%2"/>
+      <w:lvlJc w:val="left"/>
+      <w:pPr>
+        <w:ind w:left="1140" w:hanging="720"/>
+      </w:pPr>
+      <w:rPr>
+        <w:rFonts w:hint="default"/>
+      </w:rPr>
+    </w:lvl>
+    <w:lvl w:ilvl="2">
+      <w:start w:val="1"/>
+      <w:numFmt w:val="decimal"/>
+      <w:lvlText w:val="%1.%2.%3"/>
+      <w:lvlJc w:val="left"/>
+      <w:pPr>
+        <w:ind w:left="1560" w:hanging="720"/>
+      </w:pPr>
+      <w:rPr>
+        <w:rFonts w:hint="default"/>
+      </w:rPr>
+    </w:lvl>
+    <w:lvl w:ilvl="3">
+      <w:start w:val="1"/>
+      <w:numFmt w:val="decimal"/>
+      <w:lvlText w:val="%1.%2.%3.%4"/>
+      <w:lvlJc w:val="left"/>
+      <w:pPr>
+        <w:ind w:left="2340" w:hanging="1080"/>
+      </w:pPr>
+      <w:rPr>
+        <w:rFonts w:hint="default"/>
+      </w:rPr>
+    </w:lvl>
+    <w:lvl w:ilvl="4">
+      <w:start w:val="1"/>
+      <w:numFmt w:val="decimal"/>
+      <w:lvlText w:val="%1.%2.%3.%4.%5"/>
+      <w:lvlJc w:val="left"/>
+      <w:pPr>
+        <w:ind w:left="3120" w:hanging="1440"/>
+      </w:pPr>
+      <w:rPr>
+        <w:rFonts w:hint="default"/>
+      </w:rPr>
+    </w:lvl>
+    <w:lvl w:ilvl="5">
+      <w:start w:val="1"/>
+      <w:numFmt w:val="decimal"/>
+      <w:lvlText w:val="%1.%2.%3.%4.%5.%6"/>
+      <w:lvlJc w:val="left"/>
+      <w:pPr>
+        <w:ind w:left="3540" w:hanging="1440"/>
+      </w:pPr>
+      <w:rPr>
+        <w:rFonts w:hint="default"/>
+      </w:rPr>
+    </w:lvl>
+    <w:lvl w:ilvl="6">
+      <w:start w:val="1"/>
+      <w:numFmt w:val="decimal"/>
+      <w:lvlText w:val="%1.%2.%3.%4.%5.%6.%7"/>
+      <w:lvlJc w:val="left"/>
+      <w:pPr>
+        <w:ind w:left="4320" w:hanging="1800"/>
+      </w:pPr>
+      <w:rPr>
+        <w:rFonts w:hint="default"/>
+      </w:rPr>
+    </w:lvl>
+    <w:lvl w:ilvl="7">
+      <w:start w:val="1"/>
+      <w:numFmt w:val="decimal"/>
+      <w:lvlText w:val="%1.%2.%3.%4.%5.%6.%7.%8"/>
+      <w:lvlJc w:val="left"/>
+      <w:pPr>
+        <w:ind w:left="4740" w:hanging="1800"/>
+      </w:pPr>
+      <w:rPr>
+        <w:rFonts w:hint="default"/>
+      </w:rPr>
+    </w:lvl>
+    <w:lvl w:ilvl="8">
+      <w:start w:val="1"/>
+      <w:numFmt w:val="decimal"/>
+      <w:lvlText w:val="%1.%2.%3.%4.%5.%6.%7.%8.%9"/>
+      <w:lvlJc w:val="left"/>
+      <w:pPr>
+        <w:ind w:left="5520" w:hanging="2160"/>
+      </w:pPr>
+      <w:rPr>
+        <w:rFonts w:hint="default"/>
+      </w:rPr>
+    </w:lvl>
+  </w:abstractNum>
+  <w:abstractNum w:abstractNumId="13" w15:restartNumberingAfterBreak="0">
     <w:nsid w:val="550C06B3"/>
     <w:multiLevelType w:val="multilevel"/>
     <w:tmpl w:val="831092BE"/>
@@ -5866,7 +7098,233 @@
       </w:rPr>
     </w:lvl>
   </w:abstractNum>
-  <w:abstractNum w:abstractNumId="9" w15:restartNumberingAfterBreak="0">
+  <w:abstractNum w:abstractNumId="14" w15:restartNumberingAfterBreak="0">
+    <w:nsid w:val="56610B68"/>
+    <w:multiLevelType w:val="multilevel"/>
+    <w:tmpl w:val="B134BD5E"/>
+    <w:lvl w:ilvl="0">
+      <w:start w:val="10"/>
+      <w:numFmt w:val="decimal"/>
+      <w:lvlText w:val="%1"/>
+      <w:lvlJc w:val="left"/>
+      <w:pPr>
+        <w:ind w:left="540" w:hanging="540"/>
+      </w:pPr>
+      <w:rPr>
+        <w:rFonts w:hint="default"/>
+      </w:rPr>
+    </w:lvl>
+    <w:lvl w:ilvl="1">
+      <w:start w:val="1"/>
+      <w:numFmt w:val="decimal"/>
+      <w:lvlText w:val="%1.%2"/>
+      <w:lvlJc w:val="left"/>
+      <w:pPr>
+        <w:ind w:left="1140" w:hanging="720"/>
+      </w:pPr>
+      <w:rPr>
+        <w:rFonts w:hint="default"/>
+      </w:rPr>
+    </w:lvl>
+    <w:lvl w:ilvl="2">
+      <w:start w:val="1"/>
+      <w:numFmt w:val="decimal"/>
+      <w:lvlText w:val="%1.%2.%3"/>
+      <w:lvlJc w:val="left"/>
+      <w:pPr>
+        <w:ind w:left="1560" w:hanging="720"/>
+      </w:pPr>
+      <w:rPr>
+        <w:rFonts w:hint="default"/>
+      </w:rPr>
+    </w:lvl>
+    <w:lvl w:ilvl="3">
+      <w:start w:val="1"/>
+      <w:numFmt w:val="decimal"/>
+      <w:lvlText w:val="%1.%2.%3.%4"/>
+      <w:lvlJc w:val="left"/>
+      <w:pPr>
+        <w:ind w:left="2340" w:hanging="1080"/>
+      </w:pPr>
+      <w:rPr>
+        <w:rFonts w:hint="default"/>
+      </w:rPr>
+    </w:lvl>
+    <w:lvl w:ilvl="4">
+      <w:start w:val="1"/>
+      <w:numFmt w:val="decimal"/>
+      <w:lvlText w:val="%1.%2.%3.%4.%5"/>
+      <w:lvlJc w:val="left"/>
+      <w:pPr>
+        <w:ind w:left="3120" w:hanging="1440"/>
+      </w:pPr>
+      <w:rPr>
+        <w:rFonts w:hint="default"/>
+      </w:rPr>
+    </w:lvl>
+    <w:lvl w:ilvl="5">
+      <w:start w:val="1"/>
+      <w:numFmt w:val="decimal"/>
+      <w:lvlText w:val="%1.%2.%3.%4.%5.%6"/>
+      <w:lvlJc w:val="left"/>
+      <w:pPr>
+        <w:ind w:left="3540" w:hanging="1440"/>
+      </w:pPr>
+      <w:rPr>
+        <w:rFonts w:hint="default"/>
+      </w:rPr>
+    </w:lvl>
+    <w:lvl w:ilvl="6">
+      <w:start w:val="1"/>
+      <w:numFmt w:val="decimal"/>
+      <w:lvlText w:val="%1.%2.%3.%4.%5.%6.%7"/>
+      <w:lvlJc w:val="left"/>
+      <w:pPr>
+        <w:ind w:left="4320" w:hanging="1800"/>
+      </w:pPr>
+      <w:rPr>
+        <w:rFonts w:hint="default"/>
+      </w:rPr>
+    </w:lvl>
+    <w:lvl w:ilvl="7">
+      <w:start w:val="1"/>
+      <w:numFmt w:val="decimal"/>
+      <w:lvlText w:val="%1.%2.%3.%4.%5.%6.%7.%8"/>
+      <w:lvlJc w:val="left"/>
+      <w:pPr>
+        <w:ind w:left="4740" w:hanging="1800"/>
+      </w:pPr>
+      <w:rPr>
+        <w:rFonts w:hint="default"/>
+      </w:rPr>
+    </w:lvl>
+    <w:lvl w:ilvl="8">
+      <w:start w:val="1"/>
+      <w:numFmt w:val="decimal"/>
+      <w:lvlText w:val="%1.%2.%3.%4.%5.%6.%7.%8.%9"/>
+      <w:lvlJc w:val="left"/>
+      <w:pPr>
+        <w:ind w:left="5520" w:hanging="2160"/>
+      </w:pPr>
+      <w:rPr>
+        <w:rFonts w:hint="default"/>
+      </w:rPr>
+    </w:lvl>
+  </w:abstractNum>
+  <w:abstractNum w:abstractNumId="15" w15:restartNumberingAfterBreak="0">
+    <w:nsid w:val="568D2E76"/>
+    <w:multiLevelType w:val="multilevel"/>
+    <w:tmpl w:val="5AF60032"/>
+    <w:lvl w:ilvl="0">
+      <w:start w:val="8"/>
+      <w:numFmt w:val="decimal"/>
+      <w:lvlText w:val="%1"/>
+      <w:lvlJc w:val="left"/>
+      <w:pPr>
+        <w:ind w:left="383" w:hanging="383"/>
+      </w:pPr>
+      <w:rPr>
+        <w:rFonts w:hint="default"/>
+      </w:rPr>
+    </w:lvl>
+    <w:lvl w:ilvl="1">
+      <w:start w:val="1"/>
+      <w:numFmt w:val="decimal"/>
+      <w:lvlText w:val="%1.%2"/>
+      <w:lvlJc w:val="left"/>
+      <w:pPr>
+        <w:ind w:left="1140" w:hanging="720"/>
+      </w:pPr>
+      <w:rPr>
+        <w:rFonts w:hint="default"/>
+      </w:rPr>
+    </w:lvl>
+    <w:lvl w:ilvl="2">
+      <w:start w:val="1"/>
+      <w:numFmt w:val="decimal"/>
+      <w:lvlText w:val="%1.%2.%3"/>
+      <w:lvlJc w:val="left"/>
+      <w:pPr>
+        <w:ind w:left="1560" w:hanging="720"/>
+      </w:pPr>
+      <w:rPr>
+        <w:rFonts w:hint="default"/>
+      </w:rPr>
+    </w:lvl>
+    <w:lvl w:ilvl="3">
+      <w:start w:val="1"/>
+      <w:numFmt w:val="decimal"/>
+      <w:lvlText w:val="%1.%2.%3.%4"/>
+      <w:lvlJc w:val="left"/>
+      <w:pPr>
+        <w:ind w:left="2340" w:hanging="1080"/>
+      </w:pPr>
+      <w:rPr>
+        <w:rFonts w:hint="default"/>
+      </w:rPr>
+    </w:lvl>
+    <w:lvl w:ilvl="4">
+      <w:start w:val="1"/>
+      <w:numFmt w:val="decimal"/>
+      <w:lvlText w:val="%1.%2.%3.%4.%5"/>
+      <w:lvlJc w:val="left"/>
+      <w:pPr>
+        <w:ind w:left="3120" w:hanging="1440"/>
+      </w:pPr>
+      <w:rPr>
+        <w:rFonts w:hint="default"/>
+      </w:rPr>
+    </w:lvl>
+    <w:lvl w:ilvl="5">
+      <w:start w:val="1"/>
+      <w:numFmt w:val="decimal"/>
+      <w:lvlText w:val="%1.%2.%3.%4.%5.%6"/>
+      <w:lvlJc w:val="left"/>
+      <w:pPr>
+        <w:ind w:left="3540" w:hanging="1440"/>
+      </w:pPr>
+      <w:rPr>
+        <w:rFonts w:hint="default"/>
+      </w:rPr>
+    </w:lvl>
+    <w:lvl w:ilvl="6">
+      <w:start w:val="1"/>
+      <w:numFmt w:val="decimal"/>
+      <w:lvlText w:val="%1.%2.%3.%4.%5.%6.%7"/>
+      <w:lvlJc w:val="left"/>
+      <w:pPr>
+        <w:ind w:left="4320" w:hanging="1800"/>
+      </w:pPr>
+      <w:rPr>
+        <w:rFonts w:hint="default"/>
+      </w:rPr>
+    </w:lvl>
+    <w:lvl w:ilvl="7">
+      <w:start w:val="1"/>
+      <w:numFmt w:val="decimal"/>
+      <w:lvlText w:val="%1.%2.%3.%4.%5.%6.%7.%8"/>
+      <w:lvlJc w:val="left"/>
+      <w:pPr>
+        <w:ind w:left="4740" w:hanging="1800"/>
+      </w:pPr>
+      <w:rPr>
+        <w:rFonts w:hint="default"/>
+      </w:rPr>
+    </w:lvl>
+    <w:lvl w:ilvl="8">
+      <w:start w:val="1"/>
+      <w:numFmt w:val="decimal"/>
+      <w:lvlText w:val="%1.%2.%3.%4.%5.%6.%7.%8.%9"/>
+      <w:lvlJc w:val="left"/>
+      <w:pPr>
+        <w:ind w:left="5520" w:hanging="2160"/>
+      </w:pPr>
+      <w:rPr>
+        <w:rFonts w:hint="default"/>
+      </w:rPr>
+    </w:lvl>
+  </w:abstractNum>
+  <w:abstractNum w:abstractNumId="16" w15:restartNumberingAfterBreak="0">
     <w:nsid w:val="57E81A3A"/>
     <w:multiLevelType w:val="hybridMultilevel"/>
     <w:tmpl w:val="5002C33C"/>
@@ -5956,7 +7414,7 @@
       </w:pPr>
     </w:lvl>
   </w:abstractNum>
-  <w:abstractNum w:abstractNumId="10" w15:restartNumberingAfterBreak="0">
+  <w:abstractNum w:abstractNumId="17" w15:restartNumberingAfterBreak="0">
     <w:nsid w:val="5EBD3E28"/>
     <w:multiLevelType w:val="multilevel"/>
     <w:tmpl w:val="AA423EEE"/>
@@ -6069,7 +7527,7 @@
       </w:rPr>
     </w:lvl>
   </w:abstractNum>
-  <w:abstractNum w:abstractNumId="11" w15:restartNumberingAfterBreak="0">
+  <w:abstractNum w:abstractNumId="18" w15:restartNumberingAfterBreak="0">
     <w:nsid w:val="66A7510A"/>
     <w:multiLevelType w:val="multilevel"/>
     <w:tmpl w:val="63CAD05A"/>
@@ -6182,7 +7640,7 @@
       </w:rPr>
     </w:lvl>
   </w:abstractNum>
-  <w:abstractNum w:abstractNumId="12" w15:restartNumberingAfterBreak="0">
+  <w:abstractNum w:abstractNumId="19" w15:restartNumberingAfterBreak="0">
     <w:nsid w:val="67AA429C"/>
     <w:multiLevelType w:val="multilevel"/>
     <w:tmpl w:val="831092BE"/>
@@ -6296,7 +7754,7 @@
       </w:rPr>
     </w:lvl>
   </w:abstractNum>
-  <w:abstractNum w:abstractNumId="13" w15:restartNumberingAfterBreak="0">
+  <w:abstractNum w:abstractNumId="20" w15:restartNumberingAfterBreak="0">
     <w:nsid w:val="68961CB2"/>
     <w:multiLevelType w:val="multilevel"/>
     <w:tmpl w:val="19BA4C6E"/>
@@ -6409,7 +7867,7 @@
       </w:rPr>
     </w:lvl>
   </w:abstractNum>
-  <w:abstractNum w:abstractNumId="14" w15:restartNumberingAfterBreak="0">
+  <w:abstractNum w:abstractNumId="21" w15:restartNumberingAfterBreak="0">
     <w:nsid w:val="7647544C"/>
     <w:multiLevelType w:val="multilevel"/>
     <w:tmpl w:val="4CD8694C"/>
@@ -6522,7 +7980,7 @@
       </w:rPr>
     </w:lvl>
   </w:abstractNum>
-  <w:abstractNum w:abstractNumId="15" w15:restartNumberingAfterBreak="0">
+  <w:abstractNum w:abstractNumId="22" w15:restartNumberingAfterBreak="0">
     <w:nsid w:val="77B36607"/>
     <w:multiLevelType w:val="hybridMultilevel"/>
     <w:tmpl w:val="FED28082"/>
@@ -6612,53 +8070,315 @@
       </w:pPr>
     </w:lvl>
   </w:abstractNum>
+  <w:abstractNum w:abstractNumId="23" w15:restartNumberingAfterBreak="0">
+    <w:nsid w:val="785C3E9D"/>
+    <w:multiLevelType w:val="multilevel"/>
+    <w:tmpl w:val="21C2967A"/>
+    <w:lvl w:ilvl="0">
+      <w:start w:val="9"/>
+      <w:numFmt w:val="decimal"/>
+      <w:lvlText w:val="%1"/>
+      <w:lvlJc w:val="left"/>
+      <w:pPr>
+        <w:ind w:left="383" w:hanging="383"/>
+      </w:pPr>
+      <w:rPr>
+        <w:rFonts w:hint="default"/>
+        <w:color w:val="C00000"/>
+      </w:rPr>
+    </w:lvl>
+    <w:lvl w:ilvl="1">
+      <w:start w:val="1"/>
+      <w:numFmt w:val="decimal"/>
+      <w:lvlText w:val="%1.%2"/>
+      <w:lvlJc w:val="left"/>
+      <w:pPr>
+        <w:ind w:left="1140" w:hanging="720"/>
+      </w:pPr>
+      <w:rPr>
+        <w:rFonts w:hint="default"/>
+        <w:color w:val="auto"/>
+      </w:rPr>
+    </w:lvl>
+    <w:lvl w:ilvl="2">
+      <w:start w:val="1"/>
+      <w:numFmt w:val="decimal"/>
+      <w:lvlText w:val="%1.%2.%3"/>
+      <w:lvlJc w:val="left"/>
+      <w:pPr>
+        <w:ind w:left="1560" w:hanging="720"/>
+      </w:pPr>
+      <w:rPr>
+        <w:rFonts w:hint="default"/>
+        <w:color w:val="C00000"/>
+      </w:rPr>
+    </w:lvl>
+    <w:lvl w:ilvl="3">
+      <w:start w:val="1"/>
+      <w:numFmt w:val="decimal"/>
+      <w:lvlText w:val="%1.%2.%3.%4"/>
+      <w:lvlJc w:val="left"/>
+      <w:pPr>
+        <w:ind w:left="2340" w:hanging="1080"/>
+      </w:pPr>
+      <w:rPr>
+        <w:rFonts w:hint="default"/>
+        <w:color w:val="C00000"/>
+      </w:rPr>
+    </w:lvl>
+    <w:lvl w:ilvl="4">
+      <w:start w:val="1"/>
+      <w:numFmt w:val="decimal"/>
+      <w:lvlText w:val="%1.%2.%3.%4.%5"/>
+      <w:lvlJc w:val="left"/>
+      <w:pPr>
+        <w:ind w:left="3120" w:hanging="1440"/>
+      </w:pPr>
+      <w:rPr>
+        <w:rFonts w:hint="default"/>
+        <w:color w:val="C00000"/>
+      </w:rPr>
+    </w:lvl>
+    <w:lvl w:ilvl="5">
+      <w:start w:val="1"/>
+      <w:numFmt w:val="decimal"/>
+      <w:lvlText w:val="%1.%2.%3.%4.%5.%6"/>
+      <w:lvlJc w:val="left"/>
+      <w:pPr>
+        <w:ind w:left="3540" w:hanging="1440"/>
+      </w:pPr>
+      <w:rPr>
+        <w:rFonts w:hint="default"/>
+        <w:color w:val="C00000"/>
+      </w:rPr>
+    </w:lvl>
+    <w:lvl w:ilvl="6">
+      <w:start w:val="1"/>
+      <w:numFmt w:val="decimal"/>
+      <w:lvlText w:val="%1.%2.%3.%4.%5.%6.%7"/>
+      <w:lvlJc w:val="left"/>
+      <w:pPr>
+        <w:ind w:left="4320" w:hanging="1800"/>
+      </w:pPr>
+      <w:rPr>
+        <w:rFonts w:hint="default"/>
+        <w:color w:val="C00000"/>
+      </w:rPr>
+    </w:lvl>
+    <w:lvl w:ilvl="7">
+      <w:start w:val="1"/>
+      <w:numFmt w:val="decimal"/>
+      <w:lvlText w:val="%1.%2.%3.%4.%5.%6.%7.%8"/>
+      <w:lvlJc w:val="left"/>
+      <w:pPr>
+        <w:ind w:left="4740" w:hanging="1800"/>
+      </w:pPr>
+      <w:rPr>
+        <w:rFonts w:hint="default"/>
+        <w:color w:val="C00000"/>
+      </w:rPr>
+    </w:lvl>
+    <w:lvl w:ilvl="8">
+      <w:start w:val="1"/>
+      <w:numFmt w:val="decimal"/>
+      <w:lvlText w:val="%1.%2.%3.%4.%5.%6.%7.%8.%9"/>
+      <w:lvlJc w:val="left"/>
+      <w:pPr>
+        <w:ind w:left="5520" w:hanging="2160"/>
+      </w:pPr>
+      <w:rPr>
+        <w:rFonts w:hint="default"/>
+        <w:color w:val="C00000"/>
+      </w:rPr>
+    </w:lvl>
+  </w:abstractNum>
+  <w:abstractNum w:abstractNumId="24" w15:restartNumberingAfterBreak="0">
+    <w:nsid w:val="785F18F4"/>
+    <w:multiLevelType w:val="multilevel"/>
+    <w:tmpl w:val="ED8E1BA8"/>
+    <w:lvl w:ilvl="0">
+      <w:start w:val="7"/>
+      <w:numFmt w:val="decimal"/>
+      <w:lvlText w:val="%1"/>
+      <w:lvlJc w:val="left"/>
+      <w:pPr>
+        <w:ind w:left="383" w:hanging="383"/>
+      </w:pPr>
+      <w:rPr>
+        <w:rFonts w:hint="default"/>
+      </w:rPr>
+    </w:lvl>
+    <w:lvl w:ilvl="1">
+      <w:start w:val="1"/>
+      <w:numFmt w:val="decimal"/>
+      <w:lvlText w:val="%1.%2"/>
+      <w:lvlJc w:val="left"/>
+      <w:pPr>
+        <w:ind w:left="1140" w:hanging="720"/>
+      </w:pPr>
+      <w:rPr>
+        <w:rFonts w:hint="default"/>
+      </w:rPr>
+    </w:lvl>
+    <w:lvl w:ilvl="2">
+      <w:start w:val="1"/>
+      <w:numFmt w:val="decimal"/>
+      <w:lvlText w:val="%1.%2.%3"/>
+      <w:lvlJc w:val="left"/>
+      <w:pPr>
+        <w:ind w:left="1560" w:hanging="720"/>
+      </w:pPr>
+      <w:rPr>
+        <w:rFonts w:hint="default"/>
+      </w:rPr>
+    </w:lvl>
+    <w:lvl w:ilvl="3">
+      <w:start w:val="1"/>
+      <w:numFmt w:val="decimal"/>
+      <w:lvlText w:val="%1.%2.%3.%4"/>
+      <w:lvlJc w:val="left"/>
+      <w:pPr>
+        <w:ind w:left="2340" w:hanging="1080"/>
+      </w:pPr>
+      <w:rPr>
+        <w:rFonts w:hint="default"/>
+      </w:rPr>
+    </w:lvl>
+    <w:lvl w:ilvl="4">
+      <w:start w:val="1"/>
+      <w:numFmt w:val="decimal"/>
+      <w:lvlText w:val="%1.%2.%3.%4.%5"/>
+      <w:lvlJc w:val="left"/>
+      <w:pPr>
+        <w:ind w:left="3120" w:hanging="1440"/>
+      </w:pPr>
+      <w:rPr>
+        <w:rFonts w:hint="default"/>
+      </w:rPr>
+    </w:lvl>
+    <w:lvl w:ilvl="5">
+      <w:start w:val="1"/>
+      <w:numFmt w:val="decimal"/>
+      <w:lvlText w:val="%1.%2.%3.%4.%5.%6"/>
+      <w:lvlJc w:val="left"/>
+      <w:pPr>
+        <w:ind w:left="3540" w:hanging="1440"/>
+      </w:pPr>
+      <w:rPr>
+        <w:rFonts w:hint="default"/>
+      </w:rPr>
+    </w:lvl>
+    <w:lvl w:ilvl="6">
+      <w:start w:val="1"/>
+      <w:numFmt w:val="decimal"/>
+      <w:lvlText w:val="%1.%2.%3.%4.%5.%6.%7"/>
+      <w:lvlJc w:val="left"/>
+      <w:pPr>
+        <w:ind w:left="4320" w:hanging="1800"/>
+      </w:pPr>
+      <w:rPr>
+        <w:rFonts w:hint="default"/>
+      </w:rPr>
+    </w:lvl>
+    <w:lvl w:ilvl="7">
+      <w:start w:val="1"/>
+      <w:numFmt w:val="decimal"/>
+      <w:lvlText w:val="%1.%2.%3.%4.%5.%6.%7.%8"/>
+      <w:lvlJc w:val="left"/>
+      <w:pPr>
+        <w:ind w:left="4740" w:hanging="1800"/>
+      </w:pPr>
+      <w:rPr>
+        <w:rFonts w:hint="default"/>
+      </w:rPr>
+    </w:lvl>
+    <w:lvl w:ilvl="8">
+      <w:start w:val="1"/>
+      <w:numFmt w:val="decimal"/>
+      <w:lvlText w:val="%1.%2.%3.%4.%5.%6.%7.%8.%9"/>
+      <w:lvlJc w:val="left"/>
+      <w:pPr>
+        <w:ind w:left="5520" w:hanging="2160"/>
+      </w:pPr>
+      <w:rPr>
+        <w:rFonts w:hint="default"/>
+      </w:rPr>
+    </w:lvl>
+  </w:abstractNum>
   <w:num w:numId="1" w16cid:durableId="1227569011">
-    <w:abstractNumId w:val="3"/>
+    <w:abstractNumId w:val="7"/>
   </w:num>
   <w:num w:numId="2" w16cid:durableId="277224327">
-    <w:abstractNumId w:val="15"/>
+    <w:abstractNumId w:val="22"/>
   </w:num>
   <w:num w:numId="3" w16cid:durableId="1372920547">
-    <w:abstractNumId w:val="9"/>
+    <w:abstractNumId w:val="16"/>
   </w:num>
   <w:num w:numId="4" w16cid:durableId="1152479105">
     <w:abstractNumId w:val="0"/>
   </w:num>
   <w:num w:numId="5" w16cid:durableId="1754547993">
-    <w:abstractNumId w:val="5"/>
+    <w:abstractNumId w:val="9"/>
   </w:num>
   <w:num w:numId="6" w16cid:durableId="3167596">
-    <w:abstractNumId w:val="6"/>
+    <w:abstractNumId w:val="10"/>
   </w:num>
   <w:num w:numId="7" w16cid:durableId="1388256886">
-    <w:abstractNumId w:val="10"/>
+    <w:abstractNumId w:val="17"/>
   </w:num>
   <w:num w:numId="8" w16cid:durableId="189805959">
     <w:abstractNumId w:val="1"/>
   </w:num>
   <w:num w:numId="9" w16cid:durableId="1392003101">
+    <w:abstractNumId w:val="20"/>
+  </w:num>
+  <w:num w:numId="10" w16cid:durableId="235629336">
+    <w:abstractNumId w:val="19"/>
+  </w:num>
+  <w:num w:numId="11" w16cid:durableId="1429234284">
+    <w:abstractNumId w:val="11"/>
+  </w:num>
+  <w:num w:numId="12" w16cid:durableId="1634825646">
+    <w:abstractNumId w:val="4"/>
+  </w:num>
+  <w:num w:numId="13" w16cid:durableId="905917263">
     <w:abstractNumId w:val="13"/>
   </w:num>
-  <w:num w:numId="10" w16cid:durableId="235629336">
+  <w:num w:numId="14" w16cid:durableId="320818179">
+    <w:abstractNumId w:val="21"/>
+  </w:num>
+  <w:num w:numId="15" w16cid:durableId="1916283268">
+    <w:abstractNumId w:val="8"/>
+  </w:num>
+  <w:num w:numId="16" w16cid:durableId="1378092792">
+    <w:abstractNumId w:val="18"/>
+  </w:num>
+  <w:num w:numId="17" w16cid:durableId="782186702">
     <w:abstractNumId w:val="12"/>
   </w:num>
-  <w:num w:numId="11" w16cid:durableId="1429234284">
-    <w:abstractNumId w:val="7"/>
+  <w:num w:numId="18" w16cid:durableId="1771002262">
+    <w:abstractNumId w:val="6"/>
   </w:num>
-  <w:num w:numId="12" w16cid:durableId="1634825646">
+  <w:num w:numId="19" w16cid:durableId="1304505068">
     <w:abstractNumId w:val="2"/>
   </w:num>
-  <w:num w:numId="13" w16cid:durableId="905917263">
-    <w:abstractNumId w:val="8"/>
+  <w:num w:numId="20" w16cid:durableId="492796677">
+    <w:abstractNumId w:val="3"/>
   </w:num>
-  <w:num w:numId="14" w16cid:durableId="320818179">
+  <w:num w:numId="21" w16cid:durableId="1005205266">
+    <w:abstractNumId w:val="24"/>
+  </w:num>
+  <w:num w:numId="22" w16cid:durableId="1774351167">
+    <w:abstractNumId w:val="15"/>
+  </w:num>
+  <w:num w:numId="23" w16cid:durableId="1517845170">
+    <w:abstractNumId w:val="23"/>
+  </w:num>
+  <w:num w:numId="24" w16cid:durableId="565796178">
     <w:abstractNumId w:val="14"/>
   </w:num>
-  <w:num w:numId="15" w16cid:durableId="1916283268">
-    <w:abstractNumId w:val="4"/>
-  </w:num>
-  <w:num w:numId="16" w16cid:durableId="1378092792">
-    <w:abstractNumId w:val="11"/>
+  <w:num w:numId="25" w16cid:durableId="781533592">
+    <w:abstractNumId w:val="5"/>
   </w:num>
 </w:numbering>
 </file>
@@ -7139,7 +8859,6 @@
   <w:style w:type="character" w:default="1" w:styleId="a0">
     <w:name w:val="Default Paragraph Font"/>
     <w:uiPriority w:val="1"/>
-    <w:semiHidden/>
     <w:unhideWhenUsed/>
   </w:style>
   <w:style w:type="table" w:default="1" w:styleId="a1">
@@ -7555,6 +9274,69 @@
       <w:szCs w:val="22"/>
     </w:rPr>
   </w:style>
+  <w:style w:type="paragraph" w:styleId="af">
+    <w:name w:val="header"/>
+    <w:basedOn w:val="a"/>
+    <w:link w:val="af0"/>
+    <w:uiPriority w:val="99"/>
+    <w:unhideWhenUsed/>
+    <w:rsid w:val="00243B35"/>
+    <w:pPr>
+      <w:tabs>
+        <w:tab w:val="center" w:pos="4153"/>
+        <w:tab w:val="right" w:pos="8306"/>
+      </w:tabs>
+      <w:snapToGrid w:val="0"/>
+      <w:spacing w:line="240" w:lineRule="auto"/>
+      <w:jc w:val="center"/>
+    </w:pPr>
+    <w:rPr>
+      <w:sz w:val="18"/>
+      <w:szCs w:val="18"/>
+    </w:rPr>
+  </w:style>
+  <w:style w:type="character" w:customStyle="1" w:styleId="af0">
+    <w:name w:val="页眉 字符"/>
+    <w:basedOn w:val="a0"/>
+    <w:link w:val="af"/>
+    <w:uiPriority w:val="99"/>
+    <w:rsid w:val="00243B35"/>
+    <w:rPr>
+      <w:sz w:val="18"/>
+      <w:szCs w:val="18"/>
+    </w:rPr>
+  </w:style>
+  <w:style w:type="paragraph" w:styleId="af1">
+    <w:name w:val="footer"/>
+    <w:basedOn w:val="a"/>
+    <w:link w:val="af2"/>
+    <w:uiPriority w:val="99"/>
+    <w:unhideWhenUsed/>
+    <w:rsid w:val="00243B35"/>
+    <w:pPr>
+      <w:tabs>
+        <w:tab w:val="center" w:pos="4153"/>
+        <w:tab w:val="right" w:pos="8306"/>
+      </w:tabs>
+      <w:snapToGrid w:val="0"/>
+      <w:spacing w:line="240" w:lineRule="auto"/>
+    </w:pPr>
+    <w:rPr>
+      <w:sz w:val="18"/>
+      <w:szCs w:val="18"/>
+    </w:rPr>
+  </w:style>
+  <w:style w:type="character" w:customStyle="1" w:styleId="af2">
+    <w:name w:val="页脚 字符"/>
+    <w:basedOn w:val="a0"/>
+    <w:link w:val="af1"/>
+    <w:uiPriority w:val="99"/>
+    <w:rsid w:val="00243B35"/>
+    <w:rPr>
+      <w:sz w:val="18"/>
+      <w:szCs w:val="18"/>
+    </w:rPr>
+  </w:style>
 </w:styles>
 </file>
 
